--- a/Requirements/Customer Epic_US_AC.docx
+++ b/Requirements/Customer Epic_US_AC.docx
@@ -41,20 +41,8 @@
           <w:bCs/>
           <w:lang w:val="en-US"/>
         </w:rPr>
-        <w:t xml:space="preserve">                                                      </w:t>
-      </w:r>
-      <w:proofErr w:type="spellStart"/>
-      <w:proofErr w:type="gramStart"/>
-      <w:r>
-        <w:rPr>
-          <w:b/>
-          <w:bCs/>
-          <w:lang w:val="en-US"/>
-        </w:rPr>
-        <w:t>Role:Customer</w:t>
-      </w:r>
-      <w:proofErr w:type="spellEnd"/>
-      <w:proofErr w:type="gramEnd"/>
+        <w:t xml:space="preserve">                                                      Role:Customer</w:t>
+      </w:r>
     </w:p>
     <w:p>
       <w:pPr>
@@ -83,15 +71,7 @@
           <w:b/>
           <w:bCs/>
         </w:rPr>
-        <w:t xml:space="preserve">Customer </w:t>
-      </w:r>
-      <w:proofErr w:type="gramStart"/>
-      <w:r>
-        <w:rPr>
-          <w:b/>
-          <w:bCs/>
-        </w:rPr>
-        <w:t xml:space="preserve">Account </w:t>
+        <w:t xml:space="preserve">Customer Account </w:t>
       </w:r>
       <w:r>
         <w:rPr>
@@ -100,7 +80,6 @@
         </w:rPr>
         <w:t xml:space="preserve"> Management</w:t>
       </w:r>
-      <w:proofErr w:type="gramEnd"/>
     </w:p>
     <w:p>
       <w:pPr>
@@ -234,6 +213,51 @@
       </w:r>
     </w:p>
     <w:p>
+      <w:r>
+        <w:t xml:space="preserve"> </w:t>
+      </w:r>
+      <w:r>
+        <w:t xml:space="preserve"> The user should be able to open the registration page.</w:t>
+      </w:r>
+    </w:p>
+    <w:p>
+      <w:r>
+        <w:t xml:space="preserve"> </w:t>
+      </w:r>
+      <w:r>
+        <w:t xml:space="preserve"> The user should enter name, email, phone number, and password.</w:t>
+      </w:r>
+    </w:p>
+    <w:p>
+      <w:r>
+        <w:t xml:space="preserve"> </w:t>
+      </w:r>
+      <w:r>
+        <w:t xml:space="preserve"> The system should validate the entered details.</w:t>
+      </w:r>
+    </w:p>
+    <w:p>
+      <w:r>
+        <w:t xml:space="preserve">  </w:t>
+      </w:r>
+      <w:r>
+        <w:t>The user should submit the registration form.</w:t>
+      </w:r>
+    </w:p>
+    <w:p>
+      <w:r>
+        <w:t xml:space="preserve"> </w:t>
+      </w:r>
+      <w:r>
+        <w:t xml:space="preserve"> The system should create a new customer account.</w:t>
+      </w:r>
+    </w:p>
+    <w:p>
+      <w:r>
+        <w:t xml:space="preserve">  The user should be successfully registered in the system.</w:t>
+      </w:r>
+    </w:p>
+    <w:p>
       <w:pPr>
         <w:rPr>
           <w:b/>
@@ -307,18 +331,20 @@
     </w:p>
     <w:p/>
     <w:p/>
-    <w:p>
-      <w:pPr>
-        <w:rPr>
-          <w:b/>
-          <w:bCs/>
-        </w:rPr>
-      </w:pPr>
-      <w:r>
-        <w:rPr>
-          <w:b/>
-          <w:bCs/>
-        </w:rPr>
+    <w:p/>
+    <w:p>
+      <w:pPr>
+        <w:rPr>
+          <w:b/>
+          <w:bCs/>
+        </w:rPr>
+      </w:pPr>
+      <w:r>
+        <w:rPr>
+          <w:b/>
+          <w:bCs/>
+        </w:rPr>
+        <w:lastRenderedPageBreak/>
         <w:t>User Story 2:</w:t>
       </w:r>
     </w:p>
@@ -370,6 +396,31 @@
     </w:p>
     <w:p>
       <w:r>
+        <w:t>The user opens the login page.</w:t>
+      </w:r>
+      <w:r>
+        <w:br/>
+        <w:t>The user enters the registered email and password.</w:t>
+      </w:r>
+      <w:r>
+        <w:br/>
+        <w:t>The user clicks the login button.</w:t>
+      </w:r>
+      <w:r>
+        <w:br/>
+        <w:t>The system verifies the login credentials.</w:t>
+      </w:r>
+      <w:r>
+        <w:br/>
+        <w:t>The system authenticates the user.</w:t>
+      </w:r>
+      <w:r>
+        <w:br/>
+        <w:t>The user is redirected to the account dashboard after successful login.</w:t>
+      </w:r>
+    </w:p>
+    <w:p>
+      <w:r>
         <w:rPr>
           <w:b/>
           <w:bCs/>
@@ -379,7 +430,6 @@
     </w:p>
     <w:p>
       <w:r>
-        <w:lastRenderedPageBreak/>
         <w:t>Given the user has a registered account</w:t>
       </w:r>
       <w:r>
@@ -496,6 +546,27 @@
     </w:p>
     <w:p>
       <w:r>
+        <w:t>The user logs in to the system.</w:t>
+      </w:r>
+      <w:r>
+        <w:br/>
+        <w:t>The user navigates to the account or profile section.</w:t>
+      </w:r>
+      <w:r>
+        <w:br/>
+        <w:t>The system retrieves the customer's stored account information.</w:t>
+      </w:r>
+      <w:r>
+        <w:br/>
+        <w:t>The system displays the account details such as name, email, and phone number.</w:t>
+      </w:r>
+      <w:r>
+        <w:br/>
+        <w:t>The user is able to view their personal information successfully.</w:t>
+      </w:r>
+    </w:p>
+    <w:p>
+      <w:r>
         <w:rPr>
           <w:b/>
           <w:bCs/>
@@ -522,6 +593,7 @@
           <w:b/>
           <w:bCs/>
         </w:rPr>
+        <w:lastRenderedPageBreak/>
         <w:t>Scenario: Access account details without login</w:t>
       </w:r>
     </w:p>
@@ -613,6 +685,31 @@
     </w:p>
     <w:p>
       <w:r>
+        <w:t>The user logs in to the system.</w:t>
+      </w:r>
+      <w:r>
+        <w:br/>
+        <w:t>The user navigates to the profile or account settings page.</w:t>
+      </w:r>
+      <w:r>
+        <w:br/>
+        <w:t>The system displays the current personal information.</w:t>
+      </w:r>
+      <w:r>
+        <w:br/>
+        <w:t>The user edits the required personal details.</w:t>
+      </w:r>
+      <w:r>
+        <w:br/>
+        <w:t>The user submits the updated information.</w:t>
+      </w:r>
+      <w:r>
+        <w:br/>
+        <w:t>The system saves the updated profile details successfully.</w:t>
+      </w:r>
+    </w:p>
+    <w:p>
+      <w:r>
         <w:rPr>
           <w:b/>
           <w:bCs/>
@@ -630,9 +727,6 @@
       </w:r>
       <w:r>
         <w:br/>
-      </w:r>
-      <w:r>
-        <w:lastRenderedPageBreak/>
         <w:t>When the customer edits personal information such as name or phone number</w:t>
       </w:r>
       <w:r>
@@ -745,6 +839,42 @@
     </w:p>
     <w:p>
       <w:r>
+        <w:t>The user logs in to the system.</w:t>
+      </w:r>
+      <w:r>
+        <w:br/>
+        <w:t>The user navigates to the delivery address section.</w:t>
+      </w:r>
+      <w:r>
+        <w:br/>
+      </w:r>
+      <w:r>
+        <w:lastRenderedPageBreak/>
+        <w:t>The system displays the existing delivery address details.</w:t>
+      </w:r>
+      <w:r>
+        <w:br/>
+        <w:t>The user adds or updates the delivery address information.</w:t>
+      </w:r>
+      <w:r>
+        <w:br/>
+        <w:t>The user submits the address details.</w:t>
+      </w:r>
+      <w:r>
+        <w:br/>
+        <w:t>The system saves the delivery address information successfully.</w:t>
+      </w:r>
+    </w:p>
+    <w:p>
+      <w:pPr>
+        <w:rPr>
+          <w:b/>
+          <w:bCs/>
+        </w:rPr>
+      </w:pPr>
+    </w:p>
+    <w:p>
+      <w:r>
         <w:rPr>
           <w:b/>
           <w:bCs/>
@@ -936,12 +1066,165 @@
     </w:p>
     <w:p>
       <w:r>
+        <w:br/>
+        <w:t>As a customer, I want to browse food menus by categories, cuisines, and dietary preferences so that I can find suitable food items.</w:t>
+      </w:r>
+    </w:p>
+    <w:p>
+      <w:pPr>
+        <w:rPr>
+          <w:b/>
+          <w:bCs/>
+        </w:rPr>
+      </w:pPr>
+      <w:r>
+        <w:rPr>
+          <w:b/>
+          <w:bCs/>
+        </w:rPr>
+        <w:t>Acceptance Criteria:</w:t>
+      </w:r>
+    </w:p>
+    <w:p>
+      <w:r>
+        <w:t>The user logs in to the system.</w:t>
+      </w:r>
+      <w:r>
+        <w:br/>
+        <w:t>The user navigates to the food menu section.</w:t>
+      </w:r>
+      <w:r>
+        <w:br/>
+        <w:t>The system displays food items organized by categories, cuisines, and dietary preferences.</w:t>
+      </w:r>
+      <w:r>
+        <w:br/>
+        <w:t>The user browses different food categories.</w:t>
+      </w:r>
+      <w:r>
+        <w:br/>
+        <w:t>The user selects a category or cuisine to view available food items.</w:t>
+      </w:r>
+      <w:r>
+        <w:br/>
+        <w:t>The system displays the list of food items under the selected category.</w:t>
+      </w:r>
+    </w:p>
+    <w:p/>
+    <w:p>
+      <w:r>
+        <w:rPr>
+          <w:b/>
+          <w:bCs/>
+        </w:rPr>
         <w:lastRenderedPageBreak/>
-        <w:br/>
-        <w:t>As a customer, I want to browse food menus by categories, cuisines, and dietary preferences so that I can find suitable food items.</w:t>
-      </w:r>
-    </w:p>
-    <w:p>
+        <w:t xml:space="preserve">Scenario : View filtered food items </w:t>
+      </w:r>
+    </w:p>
+    <w:p>
+      <w:pPr>
+        <w:ind w:left="360"/>
+      </w:pPr>
+      <w:r>
+        <w:t>Given the customer selects a category, cuisine, or dietary preference</w:t>
+      </w:r>
+    </w:p>
+    <w:p>
+      <w:pPr>
+        <w:ind w:left="360"/>
+      </w:pPr>
+      <w:r>
+        <w:t>When the filter is applied</w:t>
+      </w:r>
+    </w:p>
+    <w:p>
+      <w:pPr>
+        <w:ind w:left="360"/>
+      </w:pPr>
+      <w:r>
+        <w:t>Then the system displays matching food items</w:t>
+      </w:r>
+    </w:p>
+    <w:p>
+      <w:r>
+        <w:rPr>
+          <w:b/>
+          <w:bCs/>
+        </w:rPr>
+        <w:t xml:space="preserve">Scenario : No items available </w:t>
+      </w:r>
+    </w:p>
+    <w:p>
+      <w:pPr>
+        <w:ind w:left="360"/>
+      </w:pPr>
+      <w:r>
+        <w:t>Given the customer selects a category, cuisine, or dietary preference</w:t>
+      </w:r>
+    </w:p>
+    <w:p>
+      <w:pPr>
+        <w:ind w:left="360"/>
+      </w:pPr>
+      <w:r>
+        <w:t>When no food items match the filter</w:t>
+      </w:r>
+    </w:p>
+    <w:p>
+      <w:pPr>
+        <w:ind w:left="360"/>
+      </w:pPr>
+      <w:r>
+        <w:t>Then the system shows a message that no items are available</w:t>
+      </w:r>
+    </w:p>
+    <w:p/>
+    <w:p>
+      <w:pPr>
+        <w:rPr>
+          <w:b/>
+          <w:bCs/>
+        </w:rPr>
+      </w:pPr>
+      <w:r>
+        <w:rPr>
+          <w:b/>
+          <w:bCs/>
+        </w:rPr>
+        <w:t xml:space="preserve">User Story 2: </w:t>
+      </w:r>
+    </w:p>
+    <w:p>
+      <w:pPr>
+        <w:rPr>
+          <w:b/>
+          <w:bCs/>
+        </w:rPr>
+      </w:pPr>
+      <w:r>
+        <w:rPr>
+          <w:b/>
+          <w:bCs/>
+        </w:rPr>
+        <w:t>Title</w:t>
+      </w:r>
+      <w:r>
+        <w:t>: Search Food</w:t>
+      </w:r>
+      <w:r>
+        <w:br/>
+      </w:r>
+      <w:r>
+        <w:t>As a customer, I want to search for food items using keywords so that I can quickly find a specific dish.</w:t>
+      </w:r>
+    </w:p>
+    <w:p>
+      <w:pPr>
+        <w:rPr>
+          <w:b/>
+          <w:bCs/>
+        </w:rPr>
+      </w:pPr>
       <w:r>
         <w:rPr>
           <w:b/>
@@ -951,21 +1234,38 @@
       </w:r>
     </w:p>
     <w:p>
-      <w:proofErr w:type="gramStart"/>
-      <w:r>
-        <w:rPr>
-          <w:b/>
-          <w:bCs/>
-        </w:rPr>
-        <w:t>Scenario :</w:t>
-      </w:r>
-      <w:proofErr w:type="gramEnd"/>
-      <w:r>
-        <w:rPr>
-          <w:b/>
-          <w:bCs/>
-        </w:rPr>
-        <w:t xml:space="preserve"> View filtered food items </w:t>
+      <w:r>
+        <w:t>The user logs in to the system.</w:t>
+      </w:r>
+      <w:r>
+        <w:br/>
+        <w:t>The user navigates to the food search option.</w:t>
+      </w:r>
+      <w:r>
+        <w:br/>
+        <w:t>The user enters a keyword in the search bar.</w:t>
+      </w:r>
+      <w:r>
+        <w:br/>
+        <w:t>The system processes the search request.</w:t>
+      </w:r>
+      <w:r>
+        <w:br/>
+        <w:t>The system displays food items that match the entered keyword.</w:t>
+      </w:r>
+      <w:r>
+        <w:br/>
+        <w:t>The user views the list of matching food items.</w:t>
+      </w:r>
+    </w:p>
+    <w:p/>
+    <w:p>
+      <w:r>
+        <w:rPr>
+          <w:b/>
+          <w:bCs/>
+        </w:rPr>
+        <w:t xml:space="preserve">Scenario : Display search results </w:t>
       </w:r>
     </w:p>
     <w:p>
@@ -973,7 +1273,7 @@
         <w:ind w:left="360"/>
       </w:pPr>
       <w:r>
-        <w:t>Given the customer selects a category, cuisine, or dietary preference</w:t>
+        <w:t>Given the customer enters a food item name in the search bar</w:t>
       </w:r>
     </w:p>
     <w:p>
@@ -981,7 +1281,7 @@
         <w:ind w:left="360"/>
       </w:pPr>
       <w:r>
-        <w:t>When the filter is applied</w:t>
+        <w:t>When the search is performed</w:t>
       </w:r>
     </w:p>
     <w:p>
@@ -989,25 +1289,16 @@
         <w:ind w:left="360"/>
       </w:pPr>
       <w:r>
-        <w:t>Then the system displays matching food items</w:t>
-      </w:r>
-    </w:p>
-    <w:p>
-      <w:proofErr w:type="gramStart"/>
-      <w:r>
-        <w:rPr>
-          <w:b/>
-          <w:bCs/>
-        </w:rPr>
-        <w:t>Scenario :</w:t>
-      </w:r>
-      <w:proofErr w:type="gramEnd"/>
-      <w:r>
-        <w:rPr>
-          <w:b/>
-          <w:bCs/>
-        </w:rPr>
-        <w:t xml:space="preserve"> No items available </w:t>
+        <w:t>Then the system displays relevant food items</w:t>
+      </w:r>
+    </w:p>
+    <w:p>
+      <w:r>
+        <w:rPr>
+          <w:b/>
+          <w:bCs/>
+        </w:rPr>
+        <w:t xml:space="preserve">Scenario : No search results </w:t>
       </w:r>
     </w:p>
     <w:p>
@@ -1015,7 +1306,7 @@
         <w:ind w:left="360"/>
       </w:pPr>
       <w:r>
-        <w:t>Given the customer selects a category, cuisine, or dietary preference</w:t>
+        <w:t>Given the customer enters a keyword in the search bar</w:t>
       </w:r>
     </w:p>
     <w:p>
@@ -1023,7 +1314,7 @@
         <w:ind w:left="360"/>
       </w:pPr>
       <w:r>
-        <w:t>When no food items match the filter</w:t>
+        <w:t>When no matching items are found</w:t>
       </w:r>
     </w:p>
     <w:p>
@@ -1031,7 +1322,7 @@
         <w:ind w:left="360"/>
       </w:pPr>
       <w:r>
-        <w:t>Then the system shows a message that no items are available</w:t>
+        <w:t>Then the system displays a no results message</w:t>
       </w:r>
     </w:p>
     <w:p/>
@@ -1047,6 +1338,998 @@
           <w:b/>
           <w:bCs/>
         </w:rPr>
+        <w:t xml:space="preserve">User Story 3: </w:t>
+      </w:r>
+    </w:p>
+    <w:p>
+      <w:pPr>
+        <w:rPr>
+          <w:b/>
+          <w:bCs/>
+        </w:rPr>
+      </w:pPr>
+      <w:r>
+        <w:rPr>
+          <w:b/>
+          <w:bCs/>
+        </w:rPr>
+        <w:t>Title:</w:t>
+      </w:r>
+      <w:r>
+        <w:rPr>
+          <w:b/>
+          <w:bCs/>
+        </w:rPr>
+        <w:t xml:space="preserve"> </w:t>
+      </w:r>
+      <w:r>
+        <w:t>View Food Details</w:t>
+      </w:r>
+      <w:r>
+        <w:br/>
+      </w:r>
+      <w:r>
+        <w:t>As a customer, I want to view details of a food item so that I can decide whether to order it.</w:t>
+      </w:r>
+    </w:p>
+    <w:p>
+      <w:pPr>
+        <w:rPr>
+          <w:b/>
+          <w:bCs/>
+        </w:rPr>
+      </w:pPr>
+      <w:r>
+        <w:rPr>
+          <w:b/>
+          <w:bCs/>
+        </w:rPr>
+        <w:t>Acceptance Criteria</w:t>
+      </w:r>
+      <w:r>
+        <w:rPr>
+          <w:b/>
+          <w:bCs/>
+        </w:rPr>
+        <w:t>:</w:t>
+      </w:r>
+    </w:p>
+    <w:p>
+      <w:r>
+        <w:lastRenderedPageBreak/>
+        <w:t>The user logs in to the system.</w:t>
+      </w:r>
+      <w:r>
+        <w:br/>
+        <w:t>The user browses or searches for a food item.</w:t>
+      </w:r>
+      <w:r>
+        <w:br/>
+        <w:t>The user selects a food item from the list.</w:t>
+      </w:r>
+      <w:r>
+        <w:br/>
+        <w:t>The system retrieves the food item information.</w:t>
+      </w:r>
+      <w:r>
+        <w:br/>
+        <w:t>The system displays the food details such as name, description, price, and availability.</w:t>
+      </w:r>
+    </w:p>
+    <w:p/>
+    <w:p>
+      <w:r>
+        <w:rPr>
+          <w:b/>
+          <w:bCs/>
+        </w:rPr>
+        <w:t xml:space="preserve">Scenario : Show food item details </w:t>
+      </w:r>
+    </w:p>
+    <w:p>
+      <w:pPr>
+        <w:ind w:left="360"/>
+      </w:pPr>
+      <w:r>
+        <w:t>Given the customer selects a food item</w:t>
+      </w:r>
+    </w:p>
+    <w:p>
+      <w:pPr>
+        <w:ind w:left="360"/>
+      </w:pPr>
+      <w:r>
+        <w:t>When the item page opens</w:t>
+      </w:r>
+    </w:p>
+    <w:p>
+      <w:pPr>
+        <w:ind w:left="360"/>
+      </w:pPr>
+      <w:r>
+        <w:t>Then the system displays details such as name, price, and description</w:t>
+      </w:r>
+    </w:p>
+    <w:p>
+      <w:r>
+        <w:rPr>
+          <w:b/>
+          <w:bCs/>
+        </w:rPr>
+        <w:t xml:space="preserve">Scenario : Unable to load details </w:t>
+      </w:r>
+    </w:p>
+    <w:p>
+      <w:pPr>
+        <w:ind w:left="360"/>
+      </w:pPr>
+      <w:r>
+        <w:t>Given the customer selects a food item</w:t>
+      </w:r>
+    </w:p>
+    <w:p>
+      <w:pPr>
+        <w:ind w:left="360"/>
+      </w:pPr>
+      <w:r>
+        <w:t>When the system fails to retrieve item details</w:t>
+      </w:r>
+    </w:p>
+    <w:p>
+      <w:pPr>
+        <w:ind w:left="360"/>
+      </w:pPr>
+      <w:r>
+        <w:t>Then an error message is displayed</w:t>
+      </w:r>
+    </w:p>
+    <w:p>
+      <w:pPr>
+        <w:rPr>
+          <w:b/>
+          <w:bCs/>
+        </w:rPr>
+      </w:pPr>
+      <w:r>
+        <w:pict w14:anchorId="406893D7">
+          <v:rect id="_x0000_i1028" style="width:468pt;height:1.2pt" o:hralign="center" o:hrstd="t" o:hr="t" fillcolor="#a0a0a0" stroked="f"/>
+        </w:pict>
+      </w:r>
+    </w:p>
+    <w:p>
+      <w:pPr>
+        <w:rPr>
+          <w:b/>
+          <w:bCs/>
+        </w:rPr>
+      </w:pPr>
+      <w:r>
+        <w:rPr>
+          <w:rFonts w:ascii="Segoe UI Emoji" w:hAnsi="Segoe UI Emoji" w:cs="Segoe UI Emoji"/>
+          <w:b/>
+          <w:bCs/>
+        </w:rPr>
+        <w:t>🟦</w:t>
+      </w:r>
+      <w:r>
+        <w:rPr>
+          <w:b/>
+          <w:bCs/>
+        </w:rPr>
+        <w:t xml:space="preserve"> EPIC </w:t>
+      </w:r>
+      <w:r>
+        <w:rPr>
+          <w:b/>
+          <w:bCs/>
+        </w:rPr>
+        <w:t>3</w:t>
+      </w:r>
+      <w:r>
+        <w:rPr>
+          <w:b/>
+          <w:bCs/>
+        </w:rPr>
+        <w:t xml:space="preserve">: </w:t>
+      </w:r>
+      <w:r>
+        <w:rPr>
+          <w:b/>
+          <w:bCs/>
+        </w:rPr>
+        <w:t>Shopping Cart Management</w:t>
+      </w:r>
+    </w:p>
+    <w:p>
+      <w:pPr>
+        <w:rPr>
+          <w:b/>
+          <w:bCs/>
+        </w:rPr>
+      </w:pPr>
+    </w:p>
+    <w:p>
+      <w:r>
+        <w:rPr>
+          <w:rFonts w:ascii="Segoe UI Emoji" w:hAnsi="Segoe UI Emoji" w:cs="Segoe UI Emoji"/>
+        </w:rPr>
+        <w:t>📘</w:t>
+      </w:r>
+      <w:r>
+        <w:t xml:space="preserve"> </w:t>
+      </w:r>
+      <w:r>
+        <w:rPr>
+          <w:b/>
+          <w:bCs/>
+        </w:rPr>
+        <w:t>Epic Description:</w:t>
+      </w:r>
+      <w:r>
+        <w:br/>
+      </w:r>
+      <w:r>
+        <w:t>Enable customers to manage food items in their cart by adding items, updating quantities, removing items, and viewing the total order cost including taxes and delivery charges before checkout.</w:t>
+      </w:r>
+    </w:p>
+    <w:p>
+      <w:r>
+        <w:pict w14:anchorId="06FC6385">
+          <v:rect id="_x0000_i1029" style="width:468pt;height:1.2pt" o:hralign="center" o:hrstd="t" o:hr="t" fillcolor="#a0a0a0" stroked="f"/>
+        </w:pict>
+      </w:r>
+    </w:p>
+    <w:p>
+      <w:pPr>
+        <w:rPr>
+          <w:b/>
+          <w:bCs/>
+        </w:rPr>
+      </w:pPr>
+      <w:r>
+        <w:rPr>
+          <w:b/>
+          <w:bCs/>
+        </w:rPr>
+        <w:t>User Story</w:t>
+      </w:r>
+      <w:r>
+        <w:rPr>
+          <w:b/>
+          <w:bCs/>
+        </w:rPr>
+        <w:t xml:space="preserve"> 1</w:t>
+      </w:r>
+      <w:r>
+        <w:rPr>
+          <w:b/>
+          <w:bCs/>
+        </w:rPr>
+        <w:t>:</w:t>
+      </w:r>
+    </w:p>
+    <w:p>
+      <w:r>
+        <w:rPr>
+          <w:b/>
+          <w:bCs/>
+        </w:rPr>
+        <w:t>Title:</w:t>
+      </w:r>
+      <w:r>
+        <w:t xml:space="preserve"> Add Food Items to Cart</w:t>
+      </w:r>
+      <w:r>
+        <w:br/>
+        <w:t>As a customer, I want to add food items to my cart so that I can purchase multiple items in a single order.</w:t>
+      </w:r>
+    </w:p>
+    <w:p>
+      <w:pPr>
+        <w:rPr>
+          <w:b/>
+          <w:bCs/>
+        </w:rPr>
+      </w:pPr>
+      <w:r>
+        <w:rPr>
+          <w:b/>
+          <w:bCs/>
+        </w:rPr>
+        <w:t>Acceptance Criteria</w:t>
+      </w:r>
+    </w:p>
+    <w:p>
+      <w:pPr>
+        <w:rPr>
+          <w:b/>
+          <w:bCs/>
+        </w:rPr>
+      </w:pPr>
+      <w:r>
+        <w:t>The user logs in to the system.</w:t>
+      </w:r>
+      <w:r>
+        <w:br/>
+        <w:t>The user browses or searches for a food item.</w:t>
+      </w:r>
+      <w:r>
+        <w:br/>
+        <w:t>The user selects a food item from the menu.</w:t>
+      </w:r>
+      <w:r>
+        <w:br/>
+        <w:t>The user clicks the add to cart option.</w:t>
+      </w:r>
+      <w:r>
+        <w:br/>
+        <w:t>The system adds the selected food item to the shopping cart.</w:t>
+      </w:r>
+      <w:r>
+        <w:br/>
+        <w:t>The system displays the updated cart with the added item</w:t>
+      </w:r>
+      <w:r>
+        <w:rPr>
+          <w:b/>
+          <w:bCs/>
+        </w:rPr>
+        <w:t>.</w:t>
+      </w:r>
+    </w:p>
+    <w:p/>
+    <w:p>
+      <w:r>
+        <w:rPr>
+          <w:b/>
+          <w:bCs/>
+        </w:rPr>
+        <w:t>Scenario: Successfully add food item to cart</w:t>
+      </w:r>
+      <w:r>
+        <w:br/>
+        <w:t>Given the customer is viewing a food item</w:t>
+      </w:r>
+      <w:r>
+        <w:br/>
+        <w:t>When the customer clicks the add to cart option</w:t>
+      </w:r>
+      <w:r>
+        <w:br/>
+      </w:r>
+      <w:r>
+        <w:lastRenderedPageBreak/>
+        <w:t>Then the selected food item should be added to the cart</w:t>
+      </w:r>
+      <w:r>
+        <w:br/>
+        <w:t>And the cart should display the updated items</w:t>
+      </w:r>
+    </w:p>
+    <w:p>
+      <w:r>
+        <w:rPr>
+          <w:b/>
+          <w:bCs/>
+        </w:rPr>
+        <w:t>Scenario: Add item without selecting quantity or option</w:t>
+      </w:r>
+      <w:r>
+        <w:br/>
+        <w:t>Given the customer is viewing a food item</w:t>
+      </w:r>
+      <w:r>
+        <w:br/>
+        <w:t>When the customer attempts to add the item without selecting required options or quantity</w:t>
+      </w:r>
+      <w:r>
+        <w:br/>
+        <w:t>Then the system should show a validation message</w:t>
+      </w:r>
+      <w:r>
+        <w:br/>
+        <w:t>And the item should not be added to the cart</w:t>
+      </w:r>
+    </w:p>
+    <w:p/>
+    <w:p>
+      <w:pPr>
+        <w:rPr>
+          <w:b/>
+          <w:bCs/>
+        </w:rPr>
+      </w:pPr>
+      <w:r>
+        <w:rPr>
+          <w:b/>
+          <w:bCs/>
+        </w:rPr>
+        <w:t>User Story 2</w:t>
+      </w:r>
+    </w:p>
+    <w:p>
+      <w:r>
+        <w:rPr>
+          <w:b/>
+          <w:bCs/>
+        </w:rPr>
+        <w:t>Title:</w:t>
+      </w:r>
+      <w:r>
+        <w:t xml:space="preserve"> Update Cart Item Quantity</w:t>
+      </w:r>
+    </w:p>
+    <w:p>
+      <w:r>
+        <w:rPr>
+          <w:b/>
+          <w:bCs/>
+        </w:rPr>
+        <w:t>User Story:</w:t>
+      </w:r>
+      <w:r>
+        <w:br/>
+        <w:t>As a customer, I want to update the quantity of items in my cart so that I can modify my order before checkout.</w:t>
+      </w:r>
+    </w:p>
+    <w:p>
+      <w:pPr>
+        <w:rPr>
+          <w:b/>
+          <w:bCs/>
+        </w:rPr>
+      </w:pPr>
+      <w:r>
+        <w:rPr>
+          <w:b/>
+          <w:bCs/>
+        </w:rPr>
+        <w:t>Acceptance Criteria</w:t>
+      </w:r>
+    </w:p>
+    <w:p>
+      <w:r>
+        <w:t>The user logs in to the system.</w:t>
+      </w:r>
+      <w:r>
+        <w:br/>
+        <w:t>The user navigates to the shopping cart.</w:t>
+      </w:r>
+      <w:r>
+        <w:br/>
+        <w:t>The system displays the items added to the cart.</w:t>
+      </w:r>
+      <w:r>
+        <w:br/>
+        <w:t>The user changes the quantity of a selected item.</w:t>
+      </w:r>
+      <w:r>
+        <w:br/>
+        <w:t>The system updates the item quantity in the cart.</w:t>
+      </w:r>
+      <w:r>
+        <w:br/>
+        <w:t>The system displays the updated cart with the modified quantity and total price.</w:t>
+      </w:r>
+    </w:p>
+    <w:p>
+      <w:r>
+        <w:rPr>
+          <w:b/>
+          <w:bCs/>
+        </w:rPr>
+        <w:t>Scenario: Successfully update item quantity</w:t>
+      </w:r>
+      <w:r>
+        <w:br/>
+        <w:t>Given the customer has items in the cart</w:t>
+      </w:r>
+      <w:r>
+        <w:br/>
+        <w:t>When the customer increases or decreases the quantity of a food item</w:t>
+      </w:r>
+      <w:r>
+        <w:br/>
+        <w:t>Then the system should update the item quantity</w:t>
+      </w:r>
+      <w:r>
+        <w:br/>
+        <w:t>And the cart total should be recalculated</w:t>
+      </w:r>
+    </w:p>
+    <w:p>
+      <w:r>
+        <w:rPr>
+          <w:b/>
+          <w:bCs/>
+        </w:rPr>
+        <w:t>Scenario: Update quantity to an invalid value</w:t>
+      </w:r>
+      <w:r>
+        <w:br/>
+        <w:t>Given the customer has items in the cart</w:t>
+      </w:r>
+      <w:r>
+        <w:br/>
+        <w:t>When the customer sets the quantity to zero or an invalid number</w:t>
+      </w:r>
+      <w:r>
+        <w:br/>
+        <w:t>Then the system should display an error message</w:t>
+      </w:r>
+      <w:r>
+        <w:br/>
+        <w:t>And the quantity should not be updated</w:t>
+      </w:r>
+    </w:p>
+    <w:p/>
+    <w:p>
+      <w:pPr>
+        <w:rPr>
+          <w:b/>
+          <w:bCs/>
+        </w:rPr>
+      </w:pPr>
+      <w:r>
+        <w:rPr>
+          <w:b/>
+          <w:bCs/>
+        </w:rPr>
+        <w:t>User Story 3</w:t>
+      </w:r>
+    </w:p>
+    <w:p>
+      <w:r>
+        <w:rPr>
+          <w:b/>
+          <w:bCs/>
+        </w:rPr>
+        <w:t>Title:</w:t>
+      </w:r>
+      <w:r>
+        <w:t xml:space="preserve"> Remove Item from Cart</w:t>
+      </w:r>
+    </w:p>
+    <w:p>
+      <w:r>
+        <w:rPr>
+          <w:b/>
+          <w:bCs/>
+        </w:rPr>
+        <w:t>User Story:</w:t>
+      </w:r>
+      <w:r>
+        <w:br/>
+        <w:t>As a customer, I want to remove items from my cart so that I can delete items I no longer want to order.</w:t>
+      </w:r>
+    </w:p>
+    <w:p>
+      <w:pPr>
+        <w:rPr>
+          <w:b/>
+          <w:bCs/>
+        </w:rPr>
+      </w:pPr>
+      <w:r>
+        <w:rPr>
+          <w:b/>
+          <w:bCs/>
+        </w:rPr>
+        <w:t>Acceptance Criteria</w:t>
+      </w:r>
+    </w:p>
+    <w:p>
+      <w:r>
+        <w:t>The user logs in to the system.</w:t>
+      </w:r>
+      <w:r>
+        <w:br/>
+        <w:t>The user navigates to the shopping cart.</w:t>
+      </w:r>
+      <w:r>
+        <w:br/>
+      </w:r>
+      <w:r>
+        <w:lastRenderedPageBreak/>
+        <w:t>The system displays the items added to the cart.</w:t>
+      </w:r>
+      <w:r>
+        <w:br/>
+        <w:t>The user selects an item to remove from the cart.</w:t>
+      </w:r>
+      <w:r>
+        <w:br/>
+        <w:t>The system removes the selected item from the cart.</w:t>
+      </w:r>
+      <w:r>
+        <w:br/>
+        <w:t>The system displays the updated cart after removing the item.</w:t>
+      </w:r>
+    </w:p>
+    <w:p/>
+    <w:p>
+      <w:r>
+        <w:rPr>
+          <w:b/>
+          <w:bCs/>
+        </w:rPr>
+        <w:t>Scenario: Successfully remove item from cart</w:t>
+      </w:r>
+      <w:r>
+        <w:br/>
+        <w:t>Given the customer has items in the cart</w:t>
+      </w:r>
+      <w:r>
+        <w:br/>
+        <w:t>When the customer selects the remove option for a food item</w:t>
+      </w:r>
+      <w:r>
+        <w:br/>
+        <w:t>Then the selected item should be removed from the cart</w:t>
+      </w:r>
+      <w:r>
+        <w:br/>
+        <w:t>And the cart should update the remaining items and total</w:t>
+      </w:r>
+    </w:p>
+    <w:p>
+      <w:r>
+        <w:rPr>
+          <w:b/>
+          <w:bCs/>
+        </w:rPr>
+        <w:t>Scenario: Remove item when cart is empty</w:t>
+      </w:r>
+      <w:r>
+        <w:br/>
+        <w:t>Given the cart is empty</w:t>
+      </w:r>
+      <w:r>
+        <w:br/>
+        <w:t>When the customer tries to remove an item</w:t>
+      </w:r>
+      <w:r>
+        <w:br/>
+        <w:t>Then the system should display a message that no items are available in the cart</w:t>
+      </w:r>
+    </w:p>
+    <w:p/>
+    <w:p>
+      <w:pPr>
+        <w:rPr>
+          <w:b/>
+          <w:bCs/>
+        </w:rPr>
+      </w:pPr>
+      <w:r>
+        <w:rPr>
+          <w:b/>
+          <w:bCs/>
+        </w:rPr>
+        <w:t>User Story 4</w:t>
+      </w:r>
+    </w:p>
+    <w:p>
+      <w:r>
+        <w:rPr>
+          <w:b/>
+          <w:bCs/>
+        </w:rPr>
+        <w:t>Title:</w:t>
+      </w:r>
+      <w:r>
+        <w:t xml:space="preserve"> View Cart Total Cost</w:t>
+      </w:r>
+    </w:p>
+    <w:p>
+      <w:r>
+        <w:rPr>
+          <w:b/>
+          <w:bCs/>
+        </w:rPr>
+        <w:t>User Story:</w:t>
+      </w:r>
+      <w:r>
+        <w:br/>
+        <w:t>As a customer, I want to view the total cost of items in my cart including taxes and delivery charges so that I can know the final amount before checkout.</w:t>
+      </w:r>
+    </w:p>
+    <w:p>
+      <w:pPr>
+        <w:rPr>
+          <w:b/>
+          <w:bCs/>
+        </w:rPr>
+      </w:pPr>
+      <w:r>
+        <w:rPr>
+          <w:b/>
+          <w:bCs/>
+        </w:rPr>
+        <w:t>Acceptance Criteria</w:t>
+      </w:r>
+    </w:p>
+    <w:p>
+      <w:r>
+        <w:t>The user logs in to the system.</w:t>
+      </w:r>
+      <w:r>
+        <w:br/>
+        <w:t>The user navigates to the shopping cart.</w:t>
+      </w:r>
+      <w:r>
+        <w:br/>
+        <w:t>The system displays the items added to the cart.</w:t>
+      </w:r>
+      <w:r>
+        <w:br/>
+        <w:t>The system calculates the total cost including item price, taxes, and delivery charges.</w:t>
+      </w:r>
+      <w:r>
+        <w:br/>
+        <w:t>The system displays the total cost of the order.</w:t>
+      </w:r>
+    </w:p>
+    <w:p>
+      <w:r>
+        <w:rPr>
+          <w:b/>
+          <w:bCs/>
+        </w:rPr>
+        <w:t>Scenario: Successfully view total cart cost</w:t>
+      </w:r>
+      <w:r>
+        <w:br/>
+        <w:t>Given the customer has items in the cart</w:t>
+      </w:r>
+      <w:r>
+        <w:br/>
+        <w:t>When the customer opens the cart page</w:t>
+      </w:r>
+      <w:r>
+        <w:br/>
+        <w:t>Then the system should display item prices, taxes, delivery charges, and total cost</w:t>
+      </w:r>
+    </w:p>
+    <w:p>
+      <w:r>
+        <w:rPr>
+          <w:b/>
+          <w:bCs/>
+        </w:rPr>
+        <w:t>Scenario: View cart when no items are added</w:t>
+      </w:r>
+      <w:r>
+        <w:br/>
+        <w:t>Given the cart is empty</w:t>
+      </w:r>
+      <w:r>
+        <w:br/>
+        <w:t>When the customer opens the cart page</w:t>
+      </w:r>
+      <w:r>
+        <w:br/>
+        <w:t>Then the system should display that the cart is empty</w:t>
+      </w:r>
+      <w:r>
+        <w:br/>
+        <w:t>And no total cost should be calculated</w:t>
+      </w:r>
+    </w:p>
+    <w:p>
+      <w:r>
+        <w:pict w14:anchorId="479B7131">
+          <v:rect id="_x0000_i1030" style="width:0;height:1.5pt" o:hralign="center" o:hrstd="t" o:hr="t" fillcolor="#a0a0a0" stroked="f"/>
+        </w:pict>
+      </w:r>
+    </w:p>
+    <w:p>
+      <w:r>
+        <w:rPr>
+          <w:rFonts w:ascii="Segoe UI Emoji" w:hAnsi="Segoe UI Emoji" w:cs="Segoe UI Emoji"/>
+        </w:rPr>
+        <w:t>🟦</w:t>
+      </w:r>
+      <w:r>
+        <w:t xml:space="preserve"> </w:t>
+      </w:r>
+      <w:r>
+        <w:rPr>
+          <w:b/>
+          <w:bCs/>
+        </w:rPr>
+        <w:t>EPIC 4: Checkout Process</w:t>
+      </w:r>
+    </w:p>
+    <w:p>
+      <w:r>
+        <w:rPr>
+          <w:rFonts w:ascii="Segoe UI Emoji" w:hAnsi="Segoe UI Emoji" w:cs="Segoe UI Emoji"/>
+        </w:rPr>
+        <w:t>📘</w:t>
+      </w:r>
+      <w:r>
+        <w:t xml:space="preserve"> </w:t>
+      </w:r>
+      <w:r>
+        <w:rPr>
+          <w:b/>
+          <w:bCs/>
+        </w:rPr>
+        <w:t>Epic Description</w:t>
+      </w:r>
+      <w:r>
+        <w:br/>
+        <w:t>Enable customers to proceed with the checkout process after selecting food items in the cart.</w:t>
+      </w:r>
+      <w:r>
+        <w:br/>
+        <w:t>Allow them to review the order details before confirming and continuing to payment.</w:t>
+      </w:r>
+    </w:p>
+    <w:p>
+      <w:r>
+        <w:lastRenderedPageBreak/>
+        <w:pict w14:anchorId="1FECB50C">
+          <v:rect id="_x0000_i1031" style="width:0;height:1.5pt" o:hralign="center" o:hrstd="t" o:hr="t" fillcolor="#a0a0a0" stroked="f"/>
+        </w:pict>
+      </w:r>
+    </w:p>
+    <w:p>
+      <w:pPr>
+        <w:rPr>
+          <w:b/>
+          <w:bCs/>
+        </w:rPr>
+      </w:pPr>
+      <w:r>
+        <w:rPr>
+          <w:b/>
+          <w:bCs/>
+        </w:rPr>
+        <w:t>User Story 1:</w:t>
+      </w:r>
+    </w:p>
+    <w:p>
+      <w:pPr>
+        <w:rPr>
+          <w:b/>
+          <w:bCs/>
+        </w:rPr>
+      </w:pPr>
+      <w:r>
+        <w:rPr>
+          <w:b/>
+          <w:bCs/>
+        </w:rPr>
+        <w:t>Title</w:t>
+      </w:r>
+      <w:r>
+        <w:t>: Proceed to Checkout</w:t>
+      </w:r>
+    </w:p>
+    <w:p>
+      <w:r>
+        <w:rPr>
+          <w:b/>
+          <w:bCs/>
+        </w:rPr>
+        <w:t>User Story</w:t>
+      </w:r>
+      <w:r>
+        <w:br/>
+        <w:t>As a customer, I want to proceed to checkout from my cart so that I can start the process of placing my order.</w:t>
+      </w:r>
+    </w:p>
+    <w:p>
+      <w:pPr>
+        <w:rPr>
+          <w:b/>
+          <w:bCs/>
+        </w:rPr>
+      </w:pPr>
+      <w:r>
+        <w:rPr>
+          <w:b/>
+          <w:bCs/>
+        </w:rPr>
+        <w:t>Acceptance Criteria</w:t>
+      </w:r>
+    </w:p>
+    <w:p>
+      <w:r>
+        <w:t>The user logs in to the system.</w:t>
+      </w:r>
+      <w:r>
+        <w:br/>
+        <w:t>The user navigates to the shopping cart.</w:t>
+      </w:r>
+      <w:r>
+        <w:br/>
+        <w:t>The system displays the items added to the cart.</w:t>
+      </w:r>
+      <w:r>
+        <w:br/>
+        <w:t>The user selects the proceed to checkout option.</w:t>
+      </w:r>
+      <w:r>
+        <w:br/>
+        <w:t>The system redirects the user to the checkout page.</w:t>
+      </w:r>
+    </w:p>
+    <w:p>
+      <w:r>
+        <w:rPr>
+          <w:b/>
+          <w:bCs/>
+        </w:rPr>
+        <w:t>Scenario: Successful checkout initiation</w:t>
+      </w:r>
+      <w:r>
+        <w:br/>
+        <w:t>Given the customer has added items to the cart</w:t>
+      </w:r>
+      <w:r>
+        <w:br/>
+        <w:t xml:space="preserve">When the customer clicks the </w:t>
+      </w:r>
+      <w:r>
+        <w:rPr>
+          <w:b/>
+          <w:bCs/>
+        </w:rPr>
+        <w:t>checkout</w:t>
+      </w:r>
+      <w:r>
+        <w:t xml:space="preserve"> option</w:t>
+      </w:r>
+      <w:r>
+        <w:br/>
+        <w:t>Then the system should redirect the customer to the checkout page</w:t>
+      </w:r>
+      <w:r>
+        <w:br/>
+        <w:t>And the system should display delivery details and order information</w:t>
+      </w:r>
+    </w:p>
+    <w:p>
+      <w:r>
+        <w:rPr>
+          <w:b/>
+          <w:bCs/>
+        </w:rPr>
+        <w:t>Scenario: Checkout with empty cart</w:t>
+      </w:r>
+      <w:r>
+        <w:br/>
+        <w:t>Given the customer cart is empty</w:t>
+      </w:r>
+      <w:r>
+        <w:br/>
+        <w:t>When the customer tries to proceed to checkout</w:t>
+      </w:r>
+      <w:r>
+        <w:br/>
+        <w:t>Then the system should display a message indicating the cart is empty</w:t>
+      </w:r>
+      <w:r>
+        <w:br/>
+        <w:t>And the checkout process should not proceed</w:t>
+      </w:r>
+    </w:p>
+    <w:p/>
+    <w:p>
+      <w:pPr>
+        <w:rPr>
+          <w:b/>
+          <w:bCs/>
+        </w:rPr>
+      </w:pPr>
+      <w:r>
+        <w:rPr>
+          <w:b/>
+          <w:bCs/>
+        </w:rPr>
         <w:t xml:space="preserve">User Story 2: </w:t>
       </w:r>
     </w:p>
@@ -1062,109 +2345,294 @@
           <w:b/>
           <w:bCs/>
         </w:rPr>
-        <w:t>Title</w:t>
-      </w:r>
-      <w:r>
-        <w:t>: Search Food</w:t>
-      </w:r>
-      <w:r>
-        <w:br/>
-      </w:r>
-      <w:r>
-        <w:t>As a customer, I want to search for food items using keywords so that I can quickly find a specific dish.</w:t>
-      </w:r>
-    </w:p>
-    <w:p>
-      <w:r>
-        <w:rPr>
-          <w:b/>
-          <w:bCs/>
-        </w:rPr>
-        <w:t>Acceptance Criteria:</w:t>
-      </w:r>
-    </w:p>
-    <w:p>
-      <w:proofErr w:type="gramStart"/>
-      <w:r>
-        <w:rPr>
-          <w:b/>
-          <w:bCs/>
-        </w:rPr>
-        <w:t>Scenario :</w:t>
-      </w:r>
-      <w:proofErr w:type="gramEnd"/>
-      <w:r>
-        <w:rPr>
-          <w:b/>
-          <w:bCs/>
-        </w:rPr>
-        <w:t xml:space="preserve"> Display search results </w:t>
-      </w:r>
-    </w:p>
-    <w:p>
-      <w:pPr>
-        <w:ind w:left="360"/>
-      </w:pPr>
-      <w:r>
-        <w:t>Given the customer enters a food item name in the search bar</w:t>
-      </w:r>
-    </w:p>
-    <w:p>
-      <w:pPr>
-        <w:ind w:left="360"/>
-      </w:pPr>
-      <w:r>
-        <w:t>When the search is performed</w:t>
-      </w:r>
-    </w:p>
-    <w:p>
-      <w:pPr>
-        <w:ind w:left="360"/>
-      </w:pPr>
-      <w:r>
-        <w:t>Then the system displays relevant food items</w:t>
-      </w:r>
-    </w:p>
-    <w:p>
-      <w:proofErr w:type="gramStart"/>
-      <w:r>
-        <w:rPr>
-          <w:b/>
-          <w:bCs/>
-        </w:rPr>
-        <w:t>Scenario :</w:t>
-      </w:r>
-      <w:proofErr w:type="gramEnd"/>
-      <w:r>
-        <w:rPr>
-          <w:b/>
-          <w:bCs/>
-        </w:rPr>
-        <w:t xml:space="preserve"> No search results </w:t>
-      </w:r>
-    </w:p>
-    <w:p>
-      <w:pPr>
-        <w:ind w:left="360"/>
-      </w:pPr>
-      <w:r>
-        <w:t>Given the customer enters a keyword in the search bar</w:t>
-      </w:r>
-    </w:p>
-    <w:p>
-      <w:pPr>
-        <w:ind w:left="360"/>
-      </w:pPr>
-      <w:r>
-        <w:t>When no matching items are found</w:t>
-      </w:r>
-    </w:p>
-    <w:p>
-      <w:pPr>
-        <w:ind w:left="360"/>
-      </w:pPr>
-      <w:r>
-        <w:t>Then the system displays a no results message</w:t>
+        <w:t>Title:</w:t>
+      </w:r>
+      <w:r>
+        <w:t>Review Order Summary</w:t>
+      </w:r>
+    </w:p>
+    <w:p>
+      <w:r>
+        <w:rPr>
+          <w:b/>
+          <w:bCs/>
+        </w:rPr>
+        <w:t>User Story</w:t>
+      </w:r>
+      <w:r>
+        <w:br/>
+        <w:t>As a customer, I want to review the order summary so that I can verify the selected items, quantity, and total cost before payment.</w:t>
+      </w:r>
+    </w:p>
+    <w:p>
+      <w:pPr>
+        <w:rPr>
+          <w:b/>
+          <w:bCs/>
+        </w:rPr>
+      </w:pPr>
+      <w:r>
+        <w:rPr>
+          <w:b/>
+          <w:bCs/>
+        </w:rPr>
+        <w:t>Acceptance Criteria</w:t>
+      </w:r>
+    </w:p>
+    <w:p>
+      <w:r>
+        <w:t>The user proceeds to the checkout page.</w:t>
+      </w:r>
+      <w:r>
+        <w:br/>
+        <w:t>The system retrieves the items added to the cart.</w:t>
+      </w:r>
+      <w:r>
+        <w:br/>
+        <w:t>The system displays the order summary including selected items, quantities, and prices.</w:t>
+      </w:r>
+      <w:r>
+        <w:br/>
+        <w:t>The system displays the total cost of the order.</w:t>
+      </w:r>
+      <w:r>
+        <w:br/>
+        <w:t>The user reviews the order details before continuing to payment.</w:t>
+      </w:r>
+    </w:p>
+    <w:p>
+      <w:r>
+        <w:rPr>
+          <w:b/>
+          <w:bCs/>
+        </w:rPr>
+        <w:t>Scenario: View order summary successfully</w:t>
+      </w:r>
+      <w:r>
+        <w:br/>
+        <w:t>Given the customer is on the checkout page</w:t>
+      </w:r>
+      <w:r>
+        <w:br/>
+        <w:t>When the customer views the order summary</w:t>
+      </w:r>
+      <w:r>
+        <w:br/>
+        <w:t>Then the system should display selected food items, quantity, price, taxes, and delivery charges</w:t>
+      </w:r>
+      <w:r>
+        <w:br/>
+        <w:t>And the system should show the final total amount</w:t>
+      </w:r>
+    </w:p>
+    <w:p>
+      <w:r>
+        <w:rPr>
+          <w:b/>
+          <w:bCs/>
+        </w:rPr>
+        <w:lastRenderedPageBreak/>
+        <w:t>Scenario: Order summary unavailable</w:t>
+      </w:r>
+      <w:r>
+        <w:br/>
+        <w:t>Given the customer is on the checkout page</w:t>
+      </w:r>
+      <w:r>
+        <w:br/>
+        <w:t>When the system fails to retrieve order details</w:t>
+      </w:r>
+      <w:r>
+        <w:br/>
+        <w:t>Then the system should display an error message</w:t>
+      </w:r>
+      <w:r>
+        <w:br/>
+        <w:t>And the order summary should not be shown</w:t>
+      </w:r>
+    </w:p>
+    <w:p>
+      <w:r>
+        <w:pict w14:anchorId="37C1D231">
+          <v:rect id="_x0000_i1032" style="width:0;height:1.5pt" o:hralign="center" o:hrstd="t" o:hr="t" fillcolor="#a0a0a0" stroked="f"/>
+        </w:pict>
+      </w:r>
+    </w:p>
+    <w:p>
+      <w:pPr>
+        <w:rPr>
+          <w:b/>
+          <w:bCs/>
+        </w:rPr>
+      </w:pPr>
+      <w:r>
+        <w:rPr>
+          <w:rFonts w:ascii="Segoe UI Emoji" w:hAnsi="Segoe UI Emoji" w:cs="Segoe UI Emoji"/>
+          <w:b/>
+          <w:bCs/>
+        </w:rPr>
+        <w:t>🟦</w:t>
+      </w:r>
+      <w:r>
+        <w:rPr>
+          <w:b/>
+          <w:bCs/>
+        </w:rPr>
+        <w:t xml:space="preserve"> </w:t>
+      </w:r>
+      <w:r>
+        <w:rPr>
+          <w:b/>
+          <w:bCs/>
+        </w:rPr>
+        <w:t>EPIC 5: Payment Processing</w:t>
+      </w:r>
+    </w:p>
+    <w:p>
+      <w:r>
+        <w:rPr>
+          <w:rFonts w:ascii="Segoe UI Emoji" w:hAnsi="Segoe UI Emoji" w:cs="Segoe UI Emoji"/>
+        </w:rPr>
+        <w:t>📘</w:t>
+      </w:r>
+      <w:r>
+        <w:t xml:space="preserve"> </w:t>
+      </w:r>
+      <w:r>
+        <w:rPr>
+          <w:b/>
+          <w:bCs/>
+        </w:rPr>
+        <w:t>Epic Description</w:t>
+      </w:r>
+      <w:r>
+        <w:br/>
+        <w:t>Enable customers to securely complete payments for their orders on the platform by selecting a payment method, processing the payment transaction, and receiving payment confirmation.</w:t>
+      </w:r>
+    </w:p>
+    <w:p>
+      <w:r>
+        <w:pict w14:anchorId="48559D49">
+          <v:rect id="_x0000_i1033" style="width:0;height:1.5pt" o:hralign="center" o:hrstd="t" o:hr="t" fillcolor="#a0a0a0" stroked="f"/>
+        </w:pict>
+      </w:r>
+    </w:p>
+    <w:p>
+      <w:pPr>
+        <w:rPr>
+          <w:b/>
+          <w:bCs/>
+        </w:rPr>
+      </w:pPr>
+      <w:r>
+        <w:rPr>
+          <w:b/>
+          <w:bCs/>
+        </w:rPr>
+        <w:t>User Story 1</w:t>
+      </w:r>
+    </w:p>
+    <w:p>
+      <w:r>
+        <w:rPr>
+          <w:b/>
+          <w:bCs/>
+        </w:rPr>
+        <w:t>Title:</w:t>
+      </w:r>
+      <w:r>
+        <w:t xml:space="preserve"> Select Payment Method</w:t>
+      </w:r>
+    </w:p>
+    <w:p>
+      <w:r>
+        <w:rPr>
+          <w:b/>
+          <w:bCs/>
+        </w:rPr>
+        <w:t>User Story</w:t>
+      </w:r>
+      <w:r>
+        <w:br/>
+        <w:t>As a customer, I want to select a payment method so that I can proceed with paying for my order.</w:t>
+      </w:r>
+    </w:p>
+    <w:p>
+      <w:pPr>
+        <w:rPr>
+          <w:b/>
+          <w:bCs/>
+        </w:rPr>
+      </w:pPr>
+      <w:r>
+        <w:rPr>
+          <w:b/>
+          <w:bCs/>
+        </w:rPr>
+        <w:t>Acceptance Criteria</w:t>
+      </w:r>
+    </w:p>
+    <w:p>
+      <w:r>
+        <w:t>The user proceeds to the payment section during checkout.</w:t>
+      </w:r>
+      <w:r>
+        <w:br/>
+        <w:t>The system displays the available payment methods.</w:t>
+      </w:r>
+      <w:r>
+        <w:br/>
+        <w:t>The user selects a preferred payment method.</w:t>
+      </w:r>
+      <w:r>
+        <w:br/>
+        <w:t>The system records the selected payment option.</w:t>
+      </w:r>
+      <w:r>
+        <w:br/>
+        <w:t>The user continues to the payment process.</w:t>
+      </w:r>
+    </w:p>
+    <w:p>
+      <w:r>
+        <w:rPr>
+          <w:b/>
+          <w:bCs/>
+        </w:rPr>
+        <w:t>Scenario: Payment method selected successfully</w:t>
+      </w:r>
+      <w:r>
+        <w:br/>
+        <w:t>Given the customer is on the payment page</w:t>
+      </w:r>
+      <w:r>
+        <w:br/>
+        <w:t>When the customer selects a payment method</w:t>
+      </w:r>
+      <w:r>
+        <w:br/>
+        <w:t>Then the system should allow the customer to proceed with payment</w:t>
+      </w:r>
+    </w:p>
+    <w:p>
+      <w:r>
+        <w:rPr>
+          <w:b/>
+          <w:bCs/>
+        </w:rPr>
+        <w:t>Scenario: No payment method selected</w:t>
+      </w:r>
+      <w:r>
+        <w:br/>
+        <w:t>Given the customer is on the payment page</w:t>
+      </w:r>
+      <w:r>
+        <w:br/>
+        <w:t>When the customer tries to continue without selecting a payment method</w:t>
+      </w:r>
+      <w:r>
+        <w:br/>
+        <w:t>Then the system should display a message to select a payment method</w:t>
       </w:r>
     </w:p>
     <w:p/>
@@ -1180,16 +2648,10 @@
           <w:b/>
           <w:bCs/>
         </w:rPr>
-        <w:t xml:space="preserve">User Story 3: </w:t>
-      </w:r>
-    </w:p>
-    <w:p>
-      <w:pPr>
-        <w:rPr>
-          <w:b/>
-          <w:bCs/>
-        </w:rPr>
-      </w:pPr>
+        <w:t>User Story 2</w:t>
+      </w:r>
+    </w:p>
+    <w:p>
       <w:r>
         <w:rPr>
           <w:b/>
@@ -1198,23 +2660,29 @@
         <w:t>Title:</w:t>
       </w:r>
       <w:r>
-        <w:rPr>
-          <w:b/>
-          <w:bCs/>
-        </w:rPr>
-        <w:t xml:space="preserve"> </w:t>
-      </w:r>
-      <w:r>
-        <w:t>View Food Details</w:t>
-      </w:r>
-      <w:r>
-        <w:br/>
-      </w:r>
-      <w:r>
-        <w:t>As a customer, I want to view details of a food item so that I can decide whether to order it.</w:t>
-      </w:r>
-    </w:p>
-    <w:p>
+        <w:t xml:space="preserve"> Pay Using Credit Card</w:t>
+      </w:r>
+    </w:p>
+    <w:p>
+      <w:r>
+        <w:rPr>
+          <w:b/>
+          <w:bCs/>
+        </w:rPr>
+        <w:t>User Story</w:t>
+      </w:r>
+      <w:r>
+        <w:br/>
+        <w:t>As a customer, I want to pay using a credit card so that I can complete my order payment.</w:t>
+      </w:r>
+    </w:p>
+    <w:p>
+      <w:pPr>
+        <w:rPr>
+          <w:b/>
+          <w:bCs/>
+        </w:rPr>
+      </w:pPr>
       <w:r>
         <w:rPr>
           <w:b/>
@@ -1222,109 +2690,89 @@
         </w:rPr>
         <w:t>Acceptance Criteria</w:t>
       </w:r>
-      <w:r>
-        <w:rPr>
-          <w:b/>
-          <w:bCs/>
-        </w:rPr>
-        <w:t>:</w:t>
-      </w:r>
-    </w:p>
-    <w:p>
-      <w:proofErr w:type="gramStart"/>
-      <w:r>
-        <w:rPr>
-          <w:b/>
-          <w:bCs/>
-        </w:rPr>
-        <w:t>Scenario :</w:t>
-      </w:r>
-      <w:proofErr w:type="gramEnd"/>
-      <w:r>
-        <w:rPr>
-          <w:b/>
-          <w:bCs/>
-        </w:rPr>
-        <w:t xml:space="preserve"> Show food item details </w:t>
-      </w:r>
-    </w:p>
-    <w:p>
-      <w:pPr>
-        <w:ind w:left="360"/>
-      </w:pPr>
-      <w:r>
-        <w:t>Given the customer selects a food item</w:t>
-      </w:r>
-    </w:p>
-    <w:p>
-      <w:pPr>
-        <w:ind w:left="360"/>
-      </w:pPr>
+    </w:p>
+    <w:p>
+      <w:r>
+        <w:t>The user selects the credit card payment option.</w:t>
+      </w:r>
+      <w:r>
+        <w:br/>
+        <w:t>The system displays the credit card payment form.</w:t>
+      </w:r>
+      <w:r>
+        <w:br/>
+        <w:t>The user enters the required credit card details.</w:t>
+      </w:r>
+      <w:r>
+        <w:br/>
+      </w:r>
       <w:r>
         <w:lastRenderedPageBreak/>
-        <w:t>When the item page opens</w:t>
-      </w:r>
-    </w:p>
-    <w:p>
-      <w:pPr>
-        <w:ind w:left="360"/>
-      </w:pPr>
-      <w:r>
-        <w:t>Then the system displays details such as name, price, and description</w:t>
-      </w:r>
-    </w:p>
-    <w:p>
-      <w:proofErr w:type="gramStart"/>
-      <w:r>
-        <w:rPr>
-          <w:b/>
-          <w:bCs/>
-        </w:rPr>
-        <w:t>Scenario :</w:t>
-      </w:r>
-      <w:proofErr w:type="gramEnd"/>
-      <w:r>
-        <w:rPr>
-          <w:b/>
-          <w:bCs/>
-        </w:rPr>
-        <w:t xml:space="preserve"> Unable to load details </w:t>
-      </w:r>
-    </w:p>
-    <w:p>
-      <w:pPr>
-        <w:ind w:left="360"/>
-      </w:pPr>
-      <w:r>
-        <w:t>Given the customer selects a food item</w:t>
-      </w:r>
-    </w:p>
-    <w:p>
-      <w:pPr>
-        <w:ind w:left="360"/>
-      </w:pPr>
-      <w:r>
-        <w:t>When the system fails to retrieve item details</w:t>
-      </w:r>
-    </w:p>
-    <w:p>
-      <w:pPr>
-        <w:ind w:left="360"/>
-      </w:pPr>
-      <w:r>
-        <w:t>Then an error message is displayed</w:t>
-      </w:r>
-    </w:p>
-    <w:p>
-      <w:pPr>
-        <w:rPr>
-          <w:b/>
-          <w:bCs/>
-        </w:rPr>
-      </w:pPr>
-      <w:r>
-        <w:pict w14:anchorId="406893D7">
-          <v:rect id="_x0000_i1030" style="width:468pt;height:1.2pt" o:hralign="center" o:hrstd="t" o:hr="t" fillcolor="#a0a0a0" stroked="f"/>
+        <w:t>The system processes the credit card payment.</w:t>
+      </w:r>
+      <w:r>
+        <w:br/>
+        <w:t>The system confirms that the payment is completed successfully.</w:t>
+      </w:r>
+    </w:p>
+    <w:p>
+      <w:pPr>
+        <w:rPr>
+          <w:b/>
+          <w:bCs/>
+        </w:rPr>
+      </w:pPr>
+    </w:p>
+    <w:p>
+      <w:r>
+        <w:rPr>
+          <w:b/>
+          <w:bCs/>
+        </w:rPr>
+        <w:t>Scenario: Successful credit card payment</w:t>
+      </w:r>
+      <w:r>
+        <w:br/>
+        <w:t>Given the customer selected credit card as the payment method</w:t>
+      </w:r>
+      <w:r>
+        <w:br/>
+        <w:t>When the customer enters valid card details and confirms payment</w:t>
+      </w:r>
+      <w:r>
+        <w:br/>
+        <w:t>Then the system should process the credit card payment</w:t>
+      </w:r>
+      <w:r>
+        <w:br/>
+        <w:t>And display payment confirmation</w:t>
+      </w:r>
+    </w:p>
+    <w:p>
+      <w:r>
+        <w:rPr>
+          <w:b/>
+          <w:bCs/>
+        </w:rPr>
+        <w:t>Scenario: Credit card payment fails</w:t>
+      </w:r>
+      <w:r>
+        <w:br/>
+        <w:t>Given the customer selected credit card as the payment method</w:t>
+      </w:r>
+      <w:r>
+        <w:br/>
+        <w:t>When invalid card details are entered</w:t>
+      </w:r>
+      <w:r>
+        <w:br/>
+        <w:t>Then the system should display a payment failure message</w:t>
+      </w:r>
+    </w:p>
+    <w:p>
+      <w:r>
+        <w:pict w14:anchorId="1B9D5BF6">
+          <v:rect id="_x0000_i1034" style="width:0;height:1.5pt" o:hralign="center" o:hrstd="t" o:hr="t" fillcolor="#a0a0a0" stroked="f"/>
         </w:pict>
       </w:r>
     </w:p>
@@ -1337,87 +2785,25 @@
       </w:pPr>
       <w:r>
         <w:rPr>
-          <w:rFonts w:ascii="Segoe UI Emoji" w:hAnsi="Segoe UI Emoji" w:cs="Segoe UI Emoji"/>
-          <w:b/>
-          <w:bCs/>
-        </w:rPr>
-        <w:t>🟦</w:t>
-      </w:r>
-      <w:r>
-        <w:rPr>
-          <w:b/>
-          <w:bCs/>
-        </w:rPr>
-        <w:t xml:space="preserve"> EPIC </w:t>
-      </w:r>
-      <w:r>
-        <w:rPr>
-          <w:b/>
-          <w:bCs/>
-        </w:rPr>
-        <w:t>3</w:t>
-      </w:r>
-      <w:r>
-        <w:rPr>
-          <w:b/>
-          <w:bCs/>
-        </w:rPr>
-        <w:t xml:space="preserve">: </w:t>
-      </w:r>
-      <w:r>
-        <w:rPr>
-          <w:b/>
-          <w:bCs/>
-        </w:rPr>
-        <w:t>Shopping Cart Management</w:t>
-      </w:r>
-    </w:p>
-    <w:p>
-      <w:pPr>
-        <w:rPr>
-          <w:b/>
-          <w:bCs/>
-        </w:rPr>
-      </w:pPr>
-    </w:p>
-    <w:p>
-      <w:r>
-        <w:rPr>
-          <w:rFonts w:ascii="Segoe UI Emoji" w:hAnsi="Segoe UI Emoji" w:cs="Segoe UI Emoji"/>
-        </w:rPr>
-        <w:t>📘</w:t>
-      </w:r>
-      <w:r>
-        <w:t xml:space="preserve"> </w:t>
-      </w:r>
-      <w:r>
-        <w:rPr>
-          <w:b/>
-          <w:bCs/>
-        </w:rPr>
-        <w:t>Epic Description:</w:t>
-      </w:r>
-      <w:r>
-        <w:br/>
-      </w:r>
-      <w:r>
-        <w:t>Enable customers to manage food items in their cart by adding items, updating quantities, removing items, and viewing the total order cost including taxes and delivery charges before checkout.</w:t>
-      </w:r>
-    </w:p>
-    <w:p>
-      <w:r>
-        <w:pict w14:anchorId="06FC6385">
-          <v:rect id="_x0000_i1031" style="width:468pt;height:1.2pt" o:hralign="center" o:hrstd="t" o:hr="t" fillcolor="#a0a0a0" stroked="f"/>
-        </w:pict>
-      </w:r>
-    </w:p>
-    <w:p>
-      <w:pPr>
-        <w:rPr>
-          <w:b/>
-          <w:bCs/>
-        </w:rPr>
-      </w:pPr>
+          <w:b/>
+          <w:bCs/>
+        </w:rPr>
+        <w:t>User Story 3</w:t>
+      </w:r>
+    </w:p>
+    <w:p>
+      <w:r>
+        <w:rPr>
+          <w:b/>
+          <w:bCs/>
+        </w:rPr>
+        <w:t>Title:</w:t>
+      </w:r>
+      <w:r>
+        <w:t xml:space="preserve"> Pay Using Debit Card</w:t>
+      </w:r>
+    </w:p>
+    <w:p>
       <w:r>
         <w:rPr>
           <w:b/>
@@ -1426,18 +2812,106 @@
         <w:t>User Story</w:t>
       </w:r>
       <w:r>
-        <w:rPr>
-          <w:b/>
-          <w:bCs/>
-        </w:rPr>
-        <w:t xml:space="preserve"> 1</w:t>
-      </w:r>
-      <w:r>
-        <w:rPr>
-          <w:b/>
-          <w:bCs/>
-        </w:rPr>
-        <w:t>:</w:t>
+        <w:br/>
+        <w:t>As a customer, I want to pay using a debit card so that the payment can be deducted directly from my bank account.</w:t>
+      </w:r>
+    </w:p>
+    <w:p>
+      <w:pPr>
+        <w:rPr>
+          <w:b/>
+          <w:bCs/>
+        </w:rPr>
+      </w:pPr>
+      <w:r>
+        <w:rPr>
+          <w:b/>
+          <w:bCs/>
+        </w:rPr>
+        <w:t>Acceptance Criteria</w:t>
+      </w:r>
+    </w:p>
+    <w:p>
+      <w:r>
+        <w:t>The user selects the debit card payment option.</w:t>
+      </w:r>
+      <w:r>
+        <w:br/>
+        <w:t>The system displays the debit card payment form.</w:t>
+      </w:r>
+      <w:r>
+        <w:br/>
+        <w:t>The user enters the required debit card details.</w:t>
+      </w:r>
+      <w:r>
+        <w:br/>
+        <w:t>The system processes the debit card payment.</w:t>
+      </w:r>
+      <w:r>
+        <w:br/>
+        <w:t>The system confirms that the payment is completed successfully.</w:t>
+      </w:r>
+    </w:p>
+    <w:p>
+      <w:r>
+        <w:rPr>
+          <w:b/>
+          <w:bCs/>
+        </w:rPr>
+        <w:t>Scenario: Successful debit card payment</w:t>
+      </w:r>
+      <w:r>
+        <w:br/>
+        <w:t>Given the customer selected debit card as the payment method</w:t>
+      </w:r>
+      <w:r>
+        <w:br/>
+        <w:t>When the customer enters valid card details and confirms payment</w:t>
+      </w:r>
+      <w:r>
+        <w:br/>
+        <w:t>Then the system should process the debit card payment</w:t>
+      </w:r>
+      <w:r>
+        <w:br/>
+        <w:t>And display payment confirmation</w:t>
+      </w:r>
+    </w:p>
+    <w:p>
+      <w:r>
+        <w:rPr>
+          <w:b/>
+          <w:bCs/>
+        </w:rPr>
+        <w:t>Scenario: Debit card payment fails</w:t>
+      </w:r>
+      <w:r>
+        <w:br/>
+        <w:t>Given the customer selected debit card as the payment method</w:t>
+      </w:r>
+      <w:r>
+        <w:br/>
+        <w:t>When the payment transaction fails</w:t>
+      </w:r>
+      <w:r>
+        <w:br/>
+        <w:t>Then the system should display a payment failure message</w:t>
+      </w:r>
+    </w:p>
+    <w:p/>
+    <w:p>
+      <w:pPr>
+        <w:rPr>
+          <w:b/>
+          <w:bCs/>
+        </w:rPr>
+      </w:pPr>
+      <w:r>
+        <w:rPr>
+          <w:b/>
+          <w:bCs/>
+        </w:rPr>
+        <w:t>User Story 4</w:t>
       </w:r>
     </w:p>
     <w:p>
@@ -1449,17 +2923,29 @@
         <w:t>Title:</w:t>
       </w:r>
       <w:r>
-        <w:t xml:space="preserve"> </w:t>
-      </w:r>
-      <w:r>
-        <w:t>Add Food Items to Cart</w:t>
-      </w:r>
-      <w:r>
-        <w:br/>
-        <w:t>As a customer, I want to add food items to my cart so that I can purchase multiple items in a single order.</w:t>
-      </w:r>
-    </w:p>
-    <w:p>
+        <w:t xml:space="preserve"> Pay Using Digital Wallet</w:t>
+      </w:r>
+    </w:p>
+    <w:p>
+      <w:r>
+        <w:rPr>
+          <w:b/>
+          <w:bCs/>
+        </w:rPr>
+        <w:t>User Story</w:t>
+      </w:r>
+      <w:r>
+        <w:br/>
+        <w:t>As a customer, I want to pay using a digital wallet so that I can complete the payment quickly.</w:t>
+      </w:r>
+    </w:p>
+    <w:p>
+      <w:pPr>
+        <w:rPr>
+          <w:b/>
+          <w:bCs/>
+        </w:rPr>
+      </w:pPr>
       <w:r>
         <w:rPr>
           <w:b/>
@@ -1470,52 +2956,70 @@
     </w:p>
     <w:p>
       <w:r>
-        <w:rPr>
-          <w:b/>
-          <w:bCs/>
-        </w:rPr>
-        <w:t>Scenario: Successfully add food item to cart</w:t>
-      </w:r>
-      <w:r>
-        <w:br/>
-        <w:t>Given the customer is viewing a food item</w:t>
-      </w:r>
-      <w:r>
-        <w:br/>
-        <w:t>When the customer clicks the add to cart option</w:t>
-      </w:r>
-      <w:r>
-        <w:br/>
-        <w:t>Then the selected food item should be added to the cart</w:t>
-      </w:r>
-      <w:r>
-        <w:br/>
-        <w:t>And the cart should display the updated items</w:t>
-      </w:r>
-    </w:p>
-    <w:p>
-      <w:r>
-        <w:rPr>
-          <w:b/>
-          <w:bCs/>
-        </w:rPr>
-        <w:t>Scenario: Add item without selecting quantity or option</w:t>
-      </w:r>
-      <w:r>
-        <w:br/>
-        <w:t>Given the customer is viewing a food item</w:t>
-      </w:r>
-      <w:r>
-        <w:br/>
-        <w:t>When the customer attempts to add the item without selecting required options or quantity</w:t>
-      </w:r>
-      <w:r>
-        <w:br/>
-        <w:t>Then the system should show a validation message</w:t>
-      </w:r>
-      <w:r>
-        <w:br/>
-        <w:t>And the item should not be added to the cart</w:t>
+        <w:lastRenderedPageBreak/>
+        <w:t>The user selects the digital wallet payment option.</w:t>
+      </w:r>
+      <w:r>
+        <w:br/>
+        <w:t>The system displays the available digital wallet options.</w:t>
+      </w:r>
+      <w:r>
+        <w:br/>
+        <w:t>The user chooses a digital wallet.</w:t>
+      </w:r>
+      <w:r>
+        <w:br/>
+        <w:t>The system redirects the user to the selected digital wallet for payment.</w:t>
+      </w:r>
+      <w:r>
+        <w:br/>
+        <w:t>The system processes the payment and confirms that the payment is completed successfully.</w:t>
+      </w:r>
+    </w:p>
+    <w:p>
+      <w:r>
+        <w:rPr>
+          <w:b/>
+          <w:bCs/>
+        </w:rPr>
+        <w:t>Scenario: Successful wallet payment</w:t>
+      </w:r>
+      <w:r>
+        <w:br/>
+        <w:t>Given the customer selected digital wallet as the payment method</w:t>
+      </w:r>
+      <w:r>
+        <w:br/>
+        <w:t>When the customer confirms the wallet payment</w:t>
+      </w:r>
+      <w:r>
+        <w:br/>
+        <w:t>Then the system should process the payment</w:t>
+      </w:r>
+      <w:r>
+        <w:br/>
+        <w:t>And display payment confirmation</w:t>
+      </w:r>
+    </w:p>
+    <w:p>
+      <w:r>
+        <w:rPr>
+          <w:b/>
+          <w:bCs/>
+        </w:rPr>
+        <w:t>Scenario: Wallet payment unsuccessful</w:t>
+      </w:r>
+      <w:r>
+        <w:br/>
+        <w:t>Given the customer selected digital wallet as the payment method</w:t>
+      </w:r>
+      <w:r>
+        <w:br/>
+        <w:t>When the payment fails</w:t>
+      </w:r>
+      <w:r>
+        <w:br/>
+        <w:t>Then the system should display a payment failure message</w:t>
       </w:r>
     </w:p>
     <w:p/>
@@ -1531,7 +3035,7 @@
           <w:b/>
           <w:bCs/>
         </w:rPr>
-        <w:t>User Story 2</w:t>
+        <w:t>User Story 5</w:t>
       </w:r>
     </w:p>
     <w:p>
@@ -1543,23 +3047,29 @@
         <w:t>Title:</w:t>
       </w:r>
       <w:r>
-        <w:t xml:space="preserve"> Update Cart Item Quantity</w:t>
-      </w:r>
-    </w:p>
-    <w:p>
-      <w:r>
-        <w:rPr>
-          <w:b/>
-          <w:bCs/>
-        </w:rPr>
-        <w:t>User Story:</w:t>
-      </w:r>
-      <w:r>
-        <w:br/>
-        <w:t>As a customer, I want to update the quantity of items in my cart so that I can modify my order before checkout.</w:t>
-      </w:r>
-    </w:p>
-    <w:p>
+        <w:t xml:space="preserve"> Receive Payment Confirmation</w:t>
+      </w:r>
+    </w:p>
+    <w:p>
+      <w:r>
+        <w:rPr>
+          <w:b/>
+          <w:bCs/>
+        </w:rPr>
+        <w:t>User Story</w:t>
+      </w:r>
+      <w:r>
+        <w:br/>
+        <w:t>As a customer, I want to receive confirmation after payment so that I know my payment was successful.</w:t>
+      </w:r>
+    </w:p>
+    <w:p>
+      <w:pPr>
+        <w:rPr>
+          <w:b/>
+          <w:bCs/>
+        </w:rPr>
+      </w:pPr>
       <w:r>
         <w:rPr>
           <w:b/>
@@ -1570,253 +3080,74 @@
     </w:p>
     <w:p>
       <w:r>
-        <w:rPr>
-          <w:b/>
-          <w:bCs/>
-        </w:rPr>
-        <w:lastRenderedPageBreak/>
-        <w:t>Scenario: Successfully update item quantity</w:t>
-      </w:r>
-      <w:r>
-        <w:br/>
-        <w:t>Given the customer has items in the cart</w:t>
-      </w:r>
-      <w:r>
-        <w:br/>
-        <w:t>When the customer increases or decreases the quantity of a food item</w:t>
-      </w:r>
-      <w:r>
-        <w:br/>
-        <w:t>Then the system should update the item quantity</w:t>
-      </w:r>
-      <w:r>
-        <w:br/>
-        <w:t>And the cart total should be recalculated</w:t>
-      </w:r>
-    </w:p>
-    <w:p>
-      <w:r>
-        <w:rPr>
-          <w:b/>
-          <w:bCs/>
-        </w:rPr>
-        <w:t>Scenario: Update quantity to an invalid value</w:t>
-      </w:r>
-      <w:r>
-        <w:br/>
-        <w:t>Given the customer has items in the cart</w:t>
-      </w:r>
-      <w:r>
-        <w:br/>
-        <w:t>When the customer sets the quantity to zero or an invalid number</w:t>
-      </w:r>
-      <w:r>
-        <w:br/>
-        <w:t>Then the system should display an error message</w:t>
-      </w:r>
-      <w:r>
-        <w:br/>
-        <w:t>And the quantity should not be updated</w:t>
-      </w:r>
-    </w:p>
-    <w:p/>
-    <w:p>
-      <w:pPr>
-        <w:rPr>
-          <w:b/>
-          <w:bCs/>
-        </w:rPr>
-      </w:pPr>
-      <w:r>
-        <w:rPr>
-          <w:b/>
-          <w:bCs/>
-        </w:rPr>
-        <w:t>User Story 3</w:t>
-      </w:r>
-    </w:p>
-    <w:p>
-      <w:r>
-        <w:rPr>
-          <w:b/>
-          <w:bCs/>
-        </w:rPr>
-        <w:t>Title:</w:t>
-      </w:r>
-      <w:r>
-        <w:t xml:space="preserve"> Remove Item from Cart</w:t>
-      </w:r>
-    </w:p>
-    <w:p>
-      <w:r>
-        <w:rPr>
-          <w:b/>
-          <w:bCs/>
-        </w:rPr>
-        <w:t>User Story:</w:t>
-      </w:r>
-      <w:r>
-        <w:br/>
-        <w:t>As a customer, I want to remove items from my cart so that I can delete items I no longer want to order.</w:t>
-      </w:r>
-    </w:p>
-    <w:p>
-      <w:r>
-        <w:rPr>
-          <w:b/>
-          <w:bCs/>
-        </w:rPr>
-        <w:t>Acceptance Criteria</w:t>
-      </w:r>
-    </w:p>
-    <w:p>
-      <w:r>
-        <w:rPr>
-          <w:b/>
-          <w:bCs/>
-        </w:rPr>
-        <w:t>Scenario: Successfully remove item from cart</w:t>
-      </w:r>
-      <w:r>
-        <w:br/>
-        <w:t>Given the customer has items in the cart</w:t>
-      </w:r>
-      <w:r>
-        <w:br/>
-        <w:t>When the customer selects the remove option for a food item</w:t>
-      </w:r>
-      <w:r>
-        <w:br/>
-        <w:t>Then the selected item should be removed from the cart</w:t>
-      </w:r>
-      <w:r>
-        <w:br/>
-        <w:t>And the cart should update the remaining items and total</w:t>
-      </w:r>
-    </w:p>
-    <w:p>
-      <w:r>
-        <w:rPr>
-          <w:b/>
-          <w:bCs/>
-        </w:rPr>
-        <w:t>Scenario: Remove item when cart is empty</w:t>
-      </w:r>
-      <w:r>
-        <w:br/>
-        <w:t>Given the cart is empty</w:t>
-      </w:r>
-      <w:r>
-        <w:br/>
-        <w:t>When the customer tries to remove an item</w:t>
-      </w:r>
-      <w:r>
-        <w:br/>
-        <w:t>Then the system should display a message that no items are available in the cart</w:t>
-      </w:r>
-    </w:p>
-    <w:p/>
-    <w:p>
-      <w:pPr>
-        <w:rPr>
-          <w:b/>
-          <w:bCs/>
-        </w:rPr>
-      </w:pPr>
-      <w:r>
-        <w:rPr>
-          <w:b/>
-          <w:bCs/>
-        </w:rPr>
-        <w:t>User Story 4</w:t>
-      </w:r>
-    </w:p>
-    <w:p>
-      <w:r>
-        <w:rPr>
-          <w:b/>
-          <w:bCs/>
-        </w:rPr>
-        <w:t>Title:</w:t>
-      </w:r>
-      <w:r>
-        <w:t xml:space="preserve"> View Cart Total Cost</w:t>
-      </w:r>
-    </w:p>
-    <w:p>
-      <w:r>
-        <w:rPr>
-          <w:b/>
-          <w:bCs/>
-        </w:rPr>
-        <w:t>User Story:</w:t>
-      </w:r>
-      <w:r>
-        <w:br/>
-        <w:t>As a customer, I want to view the total cost of items in my cart including taxes and delivery charges so that I can know the final amount before checkout.</w:t>
-      </w:r>
-    </w:p>
-    <w:p>
-      <w:r>
-        <w:rPr>
-          <w:b/>
-          <w:bCs/>
-        </w:rPr>
-        <w:t>Acceptance Criteria</w:t>
-      </w:r>
-    </w:p>
-    <w:p>
-      <w:r>
-        <w:rPr>
-          <w:b/>
-          <w:bCs/>
-        </w:rPr>
-        <w:t>Scenario: Successfully view total cart cost</w:t>
-      </w:r>
-      <w:r>
-        <w:br/>
-        <w:t>Given the customer has items in the cart</w:t>
-      </w:r>
-      <w:r>
-        <w:br/>
-        <w:t>When the customer opens the cart page</w:t>
-      </w:r>
-      <w:r>
-        <w:br/>
-        <w:t>Then the system should display item prices, taxes, delivery charges, and total cost</w:t>
-      </w:r>
-    </w:p>
-    <w:p>
-      <w:r>
-        <w:rPr>
-          <w:b/>
-          <w:bCs/>
-        </w:rPr>
-        <w:t>Scenario: View cart when no items are added</w:t>
-      </w:r>
-      <w:r>
-        <w:br/>
-        <w:t>Given the cart is empty</w:t>
-      </w:r>
-      <w:r>
-        <w:br/>
-      </w:r>
-      <w:r>
-        <w:lastRenderedPageBreak/>
-        <w:t>When the customer opens the cart page</w:t>
-      </w:r>
-      <w:r>
-        <w:br/>
-        <w:t>Then the system should display that the cart is empty</w:t>
-      </w:r>
-      <w:r>
-        <w:br/>
-        <w:t>And no total cost should be calculated</w:t>
-      </w:r>
-    </w:p>
-    <w:p>
-      <w:r>
-        <w:pict w14:anchorId="479B7131">
+        <w:t>The user completes the payment process.</w:t>
+      </w:r>
+      <w:r>
+        <w:br/>
+        <w:t>The system verifies the payment transaction.</w:t>
+      </w:r>
+      <w:r>
+        <w:br/>
+        <w:t>The system generates a payment confirmation.</w:t>
+      </w:r>
+      <w:r>
+        <w:br/>
+        <w:t>The system displays the payment confirmation message to the user.</w:t>
+      </w:r>
+      <w:r>
+        <w:br/>
+        <w:t>The system shows the order as successfully placed.</w:t>
+      </w:r>
+    </w:p>
+    <w:p>
+      <w:r>
+        <w:rPr>
+          <w:b/>
+          <w:bCs/>
+        </w:rPr>
+        <w:t>Scenario: Payment confirmation displayed</w:t>
+      </w:r>
+      <w:r>
+        <w:br/>
+        <w:t>Given the payment transaction is successful</w:t>
+      </w:r>
+      <w:r>
+        <w:br/>
+        <w:t>When the system completes the payment</w:t>
+      </w:r>
+      <w:r>
+        <w:br/>
+        <w:t>Then the system should display a payment confirmation message</w:t>
+      </w:r>
+      <w:r>
+        <w:br/>
+        <w:t>And mark the order as paid</w:t>
+      </w:r>
+    </w:p>
+    <w:p>
+      <w:r>
+        <w:rPr>
+          <w:b/>
+          <w:bCs/>
+        </w:rPr>
+        <w:t>Scenario: Payment confirmation not generated</w:t>
+      </w:r>
+      <w:r>
+        <w:br/>
+        <w:t>Given the payment transaction fails</w:t>
+      </w:r>
+      <w:r>
+        <w:br/>
+        <w:t>When the system cannot process the payment</w:t>
+      </w:r>
+      <w:r>
+        <w:br/>
+        <w:t>Then the system should notify the customer that the payment failed</w:t>
+      </w:r>
+    </w:p>
+    <w:p>
+      <w:r>
+        <w:pict w14:anchorId="7C205DD6">
           <v:rect id="_x0000_i1035" style="width:0;height:1.5pt" o:hralign="center" o:hrstd="t" o:hr="t" fillcolor="#a0a0a0" stroked="f"/>
         </w:pict>
       </w:r>
@@ -1836,7 +3167,7 @@
           <w:b/>
           <w:bCs/>
         </w:rPr>
-        <w:t>EPIC 4: Checkout Process</w:t>
+        <w:t>EPIC 6: Order Tracking</w:t>
       </w:r>
     </w:p>
     <w:p>
@@ -1858,16 +3189,19 @@
       </w:r>
       <w:r>
         <w:br/>
-        <w:t>Enable customers to proceed with the checkout process after selecting food items in the cart.</w:t>
-      </w:r>
-      <w:r>
-        <w:br/>
-        <w:t>Allow them to review the order details before confirming and continuing to payment.</w:t>
-      </w:r>
-    </w:p>
-    <w:p>
-      <w:r>
-        <w:pict w14:anchorId="1FECB50C">
+        <w:t>Enable customers to monitor the progress of their food orders after placing them.</w:t>
+      </w:r>
+      <w:r>
+        <w:br/>
+      </w:r>
+      <w:r>
+        <w:lastRenderedPageBreak/>
+        <w:t>Allow users to track current order status, view previous orders, and receive order-related notifications.</w:t>
+      </w:r>
+    </w:p>
+    <w:p>
+      <w:r>
+        <w:pict w14:anchorId="4802D301">
           <v:rect id="_x0000_i1036" style="width:0;height:1.5pt" o:hralign="center" o:hrstd="t" o:hr="t" fillcolor="#a0a0a0" stroked="f"/>
         </w:pict>
       </w:r>
@@ -1884,25 +3218,19 @@
           <w:b/>
           <w:bCs/>
         </w:rPr>
-        <w:t>User Story 1:</w:t>
-      </w:r>
-    </w:p>
-    <w:p>
-      <w:pPr>
-        <w:rPr>
-          <w:b/>
-          <w:bCs/>
-        </w:rPr>
-      </w:pPr>
-      <w:r>
-        <w:rPr>
-          <w:b/>
-          <w:bCs/>
-        </w:rPr>
-        <w:t>Title</w:t>
-      </w:r>
-      <w:r>
-        <w:t>: Proceed to Checkout</w:t>
+        <w:t>User Story 1</w:t>
+      </w:r>
+    </w:p>
+    <w:p>
+      <w:r>
+        <w:rPr>
+          <w:b/>
+          <w:bCs/>
+        </w:rPr>
+        <w:t>Title:</w:t>
+      </w:r>
+      <w:r>
+        <w:t xml:space="preserve"> Track Current Order Status</w:t>
       </w:r>
     </w:p>
     <w:p>
@@ -1915,10 +3243,16 @@
       </w:r>
       <w:r>
         <w:br/>
-        <w:t>As a customer, I want to proceed to checkout from my cart so that I can start the process of placing my order.</w:t>
-      </w:r>
-    </w:p>
-    <w:p>
+        <w:t>As a customer, I want to track the current status of my order so that I know the progress of my delivery.</w:t>
+      </w:r>
+    </w:p>
+    <w:p>
+      <w:pPr>
+        <w:rPr>
+          <w:b/>
+          <w:bCs/>
+        </w:rPr>
+      </w:pPr>
       <w:r>
         <w:rPr>
           <w:b/>
@@ -1929,62 +3263,65 @@
     </w:p>
     <w:p>
       <w:r>
-        <w:rPr>
-          <w:b/>
-          <w:bCs/>
-        </w:rPr>
-        <w:t>Scenario: Successful checkout initiation</w:t>
-      </w:r>
-      <w:r>
-        <w:br/>
-        <w:t>Given the customer has added items to the cart</w:t>
-      </w:r>
-      <w:r>
-        <w:br/>
-        <w:t xml:space="preserve">When the customer clicks the </w:t>
-      </w:r>
-      <w:r>
-        <w:rPr>
-          <w:b/>
-          <w:bCs/>
-        </w:rPr>
-        <w:t>checkout</w:t>
-      </w:r>
-      <w:r>
-        <w:t xml:space="preserve"> option</w:t>
-      </w:r>
-      <w:r>
-        <w:br/>
-        <w:t>Then the system should redirect the customer to the checkout page</w:t>
-      </w:r>
-      <w:r>
-        <w:br/>
-        <w:t>And the system should display delivery details and order information</w:t>
-      </w:r>
-    </w:p>
-    <w:p>
-      <w:r>
-        <w:rPr>
-          <w:b/>
-          <w:bCs/>
-        </w:rPr>
-        <w:t>Scenario: Checkout with empty cart</w:t>
-      </w:r>
-      <w:r>
-        <w:br/>
-        <w:t>Given the customer cart is empty</w:t>
-      </w:r>
-      <w:r>
-        <w:br/>
-        <w:t>When the customer tries to proceed to checkout</w:t>
-      </w:r>
-      <w:r>
-        <w:br/>
-        <w:t>Then the system should display a message indicating the cart is empty</w:t>
-      </w:r>
-      <w:r>
-        <w:br/>
-        <w:t>And the checkout process should not proceed</w:t>
+        <w:t>The user logs in to the system.</w:t>
+      </w:r>
+      <w:r>
+        <w:br/>
+        <w:t>The user navigates to the order tracking section.</w:t>
+      </w:r>
+      <w:r>
+        <w:br/>
+        <w:t>The system retrieves the current order information.</w:t>
+      </w:r>
+      <w:r>
+        <w:br/>
+        <w:t>The system displays the current order status.</w:t>
+      </w:r>
+      <w:r>
+        <w:br/>
+        <w:t>The user views the progress of the order.</w:t>
+      </w:r>
+    </w:p>
+    <w:p>
+      <w:r>
+        <w:rPr>
+          <w:b/>
+          <w:bCs/>
+        </w:rPr>
+        <w:t>Scenario: View current order status successfully</w:t>
+      </w:r>
+      <w:r>
+        <w:br/>
+        <w:t>Given the customer has placed an order</w:t>
+      </w:r>
+      <w:r>
+        <w:br/>
+        <w:t>When the customer opens the order tracking section</w:t>
+      </w:r>
+      <w:r>
+        <w:br/>
+        <w:t>Then the system should display the current order status (e.g., confirmed, preparing, out for delivery)</w:t>
+      </w:r>
+    </w:p>
+    <w:p>
+      <w:r>
+        <w:rPr>
+          <w:b/>
+          <w:bCs/>
+        </w:rPr>
+        <w:t>Scenario: Order tracking when no active order exists</w:t>
+      </w:r>
+      <w:r>
+        <w:br/>
+        <w:t>Given the customer has no active orders</w:t>
+      </w:r>
+      <w:r>
+        <w:br/>
+        <w:t>When the customer opens the order tracking section</w:t>
+      </w:r>
+      <w:r>
+        <w:br/>
+        <w:t>Then the system should display a message indicating that no current orders are available</w:t>
       </w:r>
     </w:p>
     <w:p/>
@@ -2000,17 +3337,10 @@
           <w:b/>
           <w:bCs/>
         </w:rPr>
-        <w:t xml:space="preserve">User Story 2: </w:t>
-      </w:r>
-    </w:p>
-    <w:p>
-      <w:pPr>
-        <w:rPr>
-          <w:b/>
-          <w:bCs/>
-        </w:rPr>
-      </w:pPr>
-      <w:proofErr w:type="gramStart"/>
+        <w:t>User Story 2</w:t>
+      </w:r>
+    </w:p>
+    <w:p>
       <w:r>
         <w:rPr>
           <w:b/>
@@ -2019,11 +3349,7 @@
         <w:t>Title:</w:t>
       </w:r>
       <w:r>
-        <w:t>Review</w:t>
-      </w:r>
-      <w:proofErr w:type="gramEnd"/>
-      <w:r>
-        <w:t xml:space="preserve"> Order Summary</w:t>
+        <w:t xml:space="preserve"> View Order History</w:t>
       </w:r>
     </w:p>
     <w:p>
@@ -2036,10 +3362,16 @@
       </w:r>
       <w:r>
         <w:br/>
-        <w:t>As a customer, I want to review the order summary so that I can verify the selected items, quantity, and total cost before payment.</w:t>
-      </w:r>
-    </w:p>
-    <w:p>
+        <w:t>As a customer, I want to view my past orders so that I can review my previous purchases.</w:t>
+      </w:r>
+    </w:p>
+    <w:p>
+      <w:pPr>
+        <w:rPr>
+          <w:b/>
+          <w:bCs/>
+        </w:rPr>
+      </w:pPr>
       <w:r>
         <w:rPr>
           <w:b/>
@@ -2050,134 +3382,84 @@
     </w:p>
     <w:p>
       <w:r>
-        <w:rPr>
-          <w:b/>
-          <w:bCs/>
-        </w:rPr>
-        <w:t>Scenario: View order summary successfully</w:t>
-      </w:r>
-      <w:r>
-        <w:br/>
-        <w:t>Given the customer is on the checkout page</w:t>
-      </w:r>
-      <w:r>
-        <w:br/>
-        <w:t>When the customer views the order summary</w:t>
-      </w:r>
-      <w:r>
-        <w:br/>
-        <w:t>Then the system should display selected food items, quantity, price, taxes, and delivery charges</w:t>
-      </w:r>
-      <w:r>
-        <w:br/>
-        <w:t>And the system should show the final total amount</w:t>
-      </w:r>
-    </w:p>
-    <w:p>
-      <w:r>
-        <w:rPr>
-          <w:b/>
-          <w:bCs/>
-        </w:rPr>
+        <w:t>The user logs in to the system.</w:t>
+      </w:r>
+      <w:r>
+        <w:br/>
+        <w:t>The user navigates to the order history section.</w:t>
+      </w:r>
+      <w:r>
+        <w:br/>
+        <w:t>The system retrieves the customer’s past orders.</w:t>
+      </w:r>
+      <w:r>
+        <w:br/>
+        <w:t>The system displays the list of previous orders with details such as items, quantities, and order dates.</w:t>
+      </w:r>
+      <w:r>
+        <w:br/>
+        <w:t>The user reviews their past order information.</w:t>
+      </w:r>
+    </w:p>
+    <w:p>
+      <w:r>
+        <w:rPr>
+          <w:b/>
+          <w:bCs/>
+        </w:rPr>
+        <w:t>Scenario: View order history successfully</w:t>
+      </w:r>
+      <w:r>
+        <w:br/>
+        <w:t>Given the customer has completed previous orders</w:t>
+      </w:r>
+      <w:r>
+        <w:br/>
+        <w:t>When the customer accesses the order history section</w:t>
+      </w:r>
+      <w:r>
+        <w:br/>
+        <w:t>Then the system should display a list of past orders with order details</w:t>
+      </w:r>
+    </w:p>
+    <w:p>
+      <w:r>
+        <w:rPr>
+          <w:b/>
+          <w:bCs/>
+        </w:rPr>
+        <w:t>Scenario: No order history available</w:t>
+      </w:r>
+      <w:r>
+        <w:br/>
+        <w:t>Given the customer has not placed any orders before</w:t>
+      </w:r>
+      <w:r>
+        <w:br/>
+      </w:r>
+      <w:r>
         <w:lastRenderedPageBreak/>
-        <w:t>Scenario: Order summary unavailable</w:t>
-      </w:r>
-      <w:r>
-        <w:br/>
-        <w:t>Given the customer is on the checkout page</w:t>
-      </w:r>
-      <w:r>
-        <w:br/>
-        <w:t>When the system fails to retrieve order details</w:t>
-      </w:r>
-      <w:r>
-        <w:br/>
-        <w:t>Then the system should display an error message</w:t>
-      </w:r>
-      <w:r>
-        <w:br/>
-        <w:t>And the order summary should not be shown</w:t>
-      </w:r>
-    </w:p>
-    <w:p>
-      <w:r>
-        <w:pict w14:anchorId="37C1D231">
-          <v:rect id="_x0000_i1038" style="width:0;height:1.5pt" o:hralign="center" o:hrstd="t" o:hr="t" fillcolor="#a0a0a0" stroked="f"/>
-        </w:pict>
-      </w:r>
-    </w:p>
-    <w:p>
-      <w:pPr>
-        <w:rPr>
-          <w:b/>
-          <w:bCs/>
-        </w:rPr>
-      </w:pPr>
-      <w:r>
-        <w:rPr>
-          <w:rFonts w:ascii="Segoe UI Emoji" w:hAnsi="Segoe UI Emoji" w:cs="Segoe UI Emoji"/>
-          <w:b/>
-          <w:bCs/>
-        </w:rPr>
-        <w:t>🟦</w:t>
-      </w:r>
-      <w:r>
-        <w:rPr>
-          <w:b/>
-          <w:bCs/>
-        </w:rPr>
-        <w:t xml:space="preserve"> </w:t>
-      </w:r>
-      <w:r>
-        <w:rPr>
-          <w:b/>
-          <w:bCs/>
-        </w:rPr>
-        <w:t>EPIC 5: Payment Processing</w:t>
-      </w:r>
-    </w:p>
-    <w:p>
-      <w:r>
-        <w:rPr>
-          <w:rFonts w:ascii="Segoe UI Emoji" w:hAnsi="Segoe UI Emoji" w:cs="Segoe UI Emoji"/>
-        </w:rPr>
-        <w:t>📘</w:t>
-      </w:r>
-      <w:r>
-        <w:t xml:space="preserve"> </w:t>
-      </w:r>
-      <w:r>
-        <w:rPr>
-          <w:b/>
-          <w:bCs/>
-        </w:rPr>
-        <w:t>Epic Description</w:t>
-      </w:r>
-      <w:r>
-        <w:br/>
-        <w:t>Enable customers to securely complete payments for their orders on the platform by selecting a payment method, processing the payment transaction, and receiving payment confirmation.</w:t>
-      </w:r>
-    </w:p>
-    <w:p>
-      <w:r>
-        <w:pict w14:anchorId="48559D49">
-          <v:rect id="_x0000_i1039" style="width:0;height:1.5pt" o:hralign="center" o:hrstd="t" o:hr="t" fillcolor="#a0a0a0" stroked="f"/>
-        </w:pict>
-      </w:r>
-    </w:p>
-    <w:p>
-      <w:pPr>
-        <w:rPr>
-          <w:b/>
-          <w:bCs/>
-        </w:rPr>
-      </w:pPr>
-      <w:r>
-        <w:rPr>
-          <w:b/>
-          <w:bCs/>
-        </w:rPr>
-        <w:t>User Story 1</w:t>
+        <w:t>When the customer opens the order history section</w:t>
+      </w:r>
+      <w:r>
+        <w:br/>
+        <w:t>Then the system should display a message indicating that no past orders are available</w:t>
+      </w:r>
+    </w:p>
+    <w:p/>
+    <w:p>
+      <w:pPr>
+        <w:rPr>
+          <w:b/>
+          <w:bCs/>
+        </w:rPr>
+      </w:pPr>
+      <w:r>
+        <w:rPr>
+          <w:b/>
+          <w:bCs/>
+        </w:rPr>
+        <w:t>User Story 3</w:t>
       </w:r>
     </w:p>
     <w:p>
@@ -2189,7 +3471,7 @@
         <w:t>Title:</w:t>
       </w:r>
       <w:r>
-        <w:t xml:space="preserve"> Select Payment Method</w:t>
+        <w:t xml:space="preserve"> Receive Order Notifications</w:t>
       </w:r>
     </w:p>
     <w:p>
@@ -2202,7 +3484,7 @@
       </w:r>
       <w:r>
         <w:br/>
-        <w:t>As a customer, I want to select a payment method so that I can proceed with paying for my order.</w:t>
+        <w:t>As a customer, I want to receive notifications about my order updates so that I stay informed about the delivery status.</w:t>
       </w:r>
     </w:p>
     <w:p>
@@ -2222,578 +3504,28 @@
     </w:p>
     <w:p>
       <w:r>
-        <w:rPr>
-          <w:b/>
-          <w:bCs/>
-        </w:rPr>
-        <w:t>Scenario: Payment method selected successfully</w:t>
-      </w:r>
-      <w:r>
-        <w:br/>
-        <w:t>Given the customer is on the payment page</w:t>
-      </w:r>
-      <w:r>
-        <w:br/>
-        <w:t>When the customer selects a payment method</w:t>
-      </w:r>
-      <w:r>
-        <w:br/>
-        <w:t>Then the system should allow the customer to proceed with payment</w:t>
-      </w:r>
-    </w:p>
-    <w:p>
-      <w:r>
-        <w:rPr>
-          <w:b/>
-          <w:bCs/>
-        </w:rPr>
-        <w:t>Scenario: No payment method selected</w:t>
-      </w:r>
-      <w:r>
-        <w:br/>
-        <w:t>Given the customer is on the payment page</w:t>
-      </w:r>
-      <w:r>
-        <w:br/>
-        <w:t>When the customer tries to continue without selecting a payment method</w:t>
-      </w:r>
-      <w:r>
-        <w:br/>
-        <w:t>Then the system should display a message to select a payment method</w:t>
-      </w:r>
-    </w:p>
-    <w:p/>
-    <w:p>
-      <w:pPr>
-        <w:rPr>
-          <w:b/>
-          <w:bCs/>
-        </w:rPr>
-      </w:pPr>
-      <w:r>
-        <w:rPr>
-          <w:b/>
-          <w:bCs/>
-        </w:rPr>
-        <w:t>User Story 2</w:t>
-      </w:r>
-    </w:p>
-    <w:p>
-      <w:r>
-        <w:rPr>
-          <w:b/>
-          <w:bCs/>
-        </w:rPr>
-        <w:t>Title:</w:t>
-      </w:r>
-      <w:r>
-        <w:t xml:space="preserve"> Pay Using Credit Card</w:t>
-      </w:r>
-    </w:p>
-    <w:p>
-      <w:r>
-        <w:rPr>
-          <w:b/>
-          <w:bCs/>
-        </w:rPr>
-        <w:t>User Story</w:t>
-      </w:r>
-      <w:r>
-        <w:br/>
-        <w:t>As a customer, I want to pay using a credit card so that I can complete my order payment.</w:t>
-      </w:r>
-    </w:p>
-    <w:p>
-      <w:pPr>
-        <w:rPr>
-          <w:b/>
-          <w:bCs/>
-        </w:rPr>
-      </w:pPr>
-      <w:r>
-        <w:rPr>
-          <w:b/>
-          <w:bCs/>
-        </w:rPr>
-        <w:t>Acceptance Criteria</w:t>
-      </w:r>
-    </w:p>
-    <w:p>
-      <w:r>
-        <w:rPr>
-          <w:b/>
-          <w:bCs/>
-        </w:rPr>
-        <w:t>Scenario: Successful credit card payment</w:t>
-      </w:r>
-      <w:r>
-        <w:br/>
-        <w:t>Given the customer selected credit card as the payment method</w:t>
-      </w:r>
-      <w:r>
-        <w:br/>
-        <w:t>When the customer enters valid card details and confirms payment</w:t>
-      </w:r>
-      <w:r>
-        <w:br/>
-        <w:t>Then the system should process the credit card payment</w:t>
-      </w:r>
-      <w:r>
-        <w:br/>
-        <w:t>And display payment confirmation</w:t>
-      </w:r>
-    </w:p>
-    <w:p>
-      <w:r>
-        <w:rPr>
-          <w:b/>
-          <w:bCs/>
-        </w:rPr>
-        <w:t>Scenario: Credit card payment fails</w:t>
-      </w:r>
-      <w:r>
-        <w:br/>
-        <w:t>Given the customer selected credit card as the payment method</w:t>
-      </w:r>
-      <w:r>
-        <w:br/>
-      </w:r>
-      <w:r>
-        <w:lastRenderedPageBreak/>
-        <w:t>When invalid card details are entered</w:t>
-      </w:r>
-      <w:r>
-        <w:br/>
-        <w:t>Then the system should display a payment failure message</w:t>
-      </w:r>
-    </w:p>
-    <w:p>
-      <w:r>
-        <w:pict w14:anchorId="1B9D5BF6">
-          <v:rect id="_x0000_i1041" style="width:0;height:1.5pt" o:hralign="center" o:hrstd="t" o:hr="t" fillcolor="#a0a0a0" stroked="f"/>
-        </w:pict>
-      </w:r>
-    </w:p>
-    <w:p>
-      <w:pPr>
-        <w:rPr>
-          <w:b/>
-          <w:bCs/>
-        </w:rPr>
-      </w:pPr>
-      <w:r>
-        <w:rPr>
-          <w:b/>
-          <w:bCs/>
-        </w:rPr>
-        <w:t>User Story 3</w:t>
-      </w:r>
-    </w:p>
-    <w:p>
-      <w:r>
-        <w:rPr>
-          <w:b/>
-          <w:bCs/>
-        </w:rPr>
-        <w:t>Title:</w:t>
-      </w:r>
-      <w:r>
-        <w:t xml:space="preserve"> Pay Using Debit Card</w:t>
-      </w:r>
-    </w:p>
-    <w:p>
-      <w:r>
-        <w:rPr>
-          <w:b/>
-          <w:bCs/>
-        </w:rPr>
-        <w:t>User Story</w:t>
-      </w:r>
-      <w:r>
-        <w:br/>
-        <w:t>As a customer, I want to pay using a debit card so that the payment can be deducted directly from my bank account.</w:t>
-      </w:r>
-    </w:p>
-    <w:p>
-      <w:pPr>
-        <w:rPr>
-          <w:b/>
-          <w:bCs/>
-        </w:rPr>
-      </w:pPr>
-      <w:r>
-        <w:rPr>
-          <w:b/>
-          <w:bCs/>
-        </w:rPr>
-        <w:t>Acceptance Criteria</w:t>
-      </w:r>
-    </w:p>
-    <w:p>
-      <w:r>
-        <w:rPr>
-          <w:b/>
-          <w:bCs/>
-        </w:rPr>
-        <w:t>Scenario: Successful debit card payment</w:t>
-      </w:r>
-      <w:r>
-        <w:br/>
-        <w:t>Given the customer selected debit card as the payment method</w:t>
-      </w:r>
-      <w:r>
-        <w:br/>
-        <w:t>When the customer enters valid card details and confirms payment</w:t>
-      </w:r>
-      <w:r>
-        <w:br/>
-        <w:t>Then the system should process the debit card payment</w:t>
-      </w:r>
-      <w:r>
-        <w:br/>
-        <w:t>And display payment confirmation</w:t>
-      </w:r>
-    </w:p>
-    <w:p>
-      <w:r>
-        <w:rPr>
-          <w:b/>
-          <w:bCs/>
-        </w:rPr>
-        <w:t>Scenario: Debit card payment fails</w:t>
-      </w:r>
-      <w:r>
-        <w:br/>
-        <w:t>Given the customer selected debit card as the payment method</w:t>
-      </w:r>
-      <w:r>
-        <w:br/>
-        <w:t>When the payment transaction fails</w:t>
-      </w:r>
-      <w:r>
-        <w:br/>
-        <w:t>Then the system should display a payment failure message</w:t>
-      </w:r>
-    </w:p>
-    <w:p/>
-    <w:p>
-      <w:pPr>
-        <w:rPr>
-          <w:b/>
-          <w:bCs/>
-        </w:rPr>
-      </w:pPr>
-      <w:r>
-        <w:rPr>
-          <w:b/>
-          <w:bCs/>
-        </w:rPr>
-        <w:t>User Story 4</w:t>
-      </w:r>
-    </w:p>
-    <w:p>
-      <w:r>
-        <w:rPr>
-          <w:b/>
-          <w:bCs/>
-        </w:rPr>
-        <w:t>Title:</w:t>
-      </w:r>
-      <w:r>
-        <w:t xml:space="preserve"> Pay Using Digital Wallet</w:t>
-      </w:r>
-    </w:p>
-    <w:p>
-      <w:r>
-        <w:rPr>
-          <w:b/>
-          <w:bCs/>
-        </w:rPr>
-        <w:t>User Story</w:t>
-      </w:r>
-      <w:r>
-        <w:br/>
-        <w:t>As a customer, I want to pay using a digital wallet so that I can complete the payment quickly.</w:t>
-      </w:r>
-    </w:p>
-    <w:p>
-      <w:pPr>
-        <w:rPr>
-          <w:b/>
-          <w:bCs/>
-        </w:rPr>
-      </w:pPr>
-      <w:r>
-        <w:rPr>
-          <w:b/>
-          <w:bCs/>
-        </w:rPr>
-        <w:t>Acceptance Criteria</w:t>
-      </w:r>
-    </w:p>
-    <w:p>
-      <w:r>
-        <w:rPr>
-          <w:b/>
-          <w:bCs/>
-        </w:rPr>
-        <w:t>Scenario: Successful wallet payment</w:t>
-      </w:r>
-      <w:r>
-        <w:br/>
-        <w:t>Given the customer selected digital wallet as the payment method</w:t>
-      </w:r>
-      <w:r>
-        <w:br/>
-        <w:t>When the customer confirms the wallet payment</w:t>
-      </w:r>
-      <w:r>
-        <w:br/>
-        <w:t>Then the system should process the payment</w:t>
-      </w:r>
-      <w:r>
-        <w:br/>
-        <w:t>And display payment confirmation</w:t>
-      </w:r>
-    </w:p>
-    <w:p>
-      <w:r>
-        <w:rPr>
-          <w:b/>
-          <w:bCs/>
-        </w:rPr>
-        <w:t>Scenario: Wallet payment unsuccessful</w:t>
-      </w:r>
-      <w:r>
-        <w:br/>
-        <w:t>Given the customer selected digital wallet as the payment method</w:t>
-      </w:r>
-      <w:r>
-        <w:br/>
-        <w:t>When the payment fails</w:t>
-      </w:r>
-      <w:r>
-        <w:br/>
-        <w:t>Then the system should display a payment failure message</w:t>
-      </w:r>
-    </w:p>
-    <w:p/>
-    <w:p>
-      <w:pPr>
-        <w:rPr>
-          <w:b/>
-          <w:bCs/>
-        </w:rPr>
-      </w:pPr>
-      <w:r>
-        <w:rPr>
-          <w:b/>
-          <w:bCs/>
-        </w:rPr>
-        <w:t>User Story 5</w:t>
-      </w:r>
-    </w:p>
-    <w:p>
-      <w:r>
-        <w:rPr>
-          <w:b/>
-          <w:bCs/>
-        </w:rPr>
-        <w:t>Title:</w:t>
-      </w:r>
-      <w:r>
-        <w:t xml:space="preserve"> Receive Payment Confirmation</w:t>
-      </w:r>
-    </w:p>
-    <w:p>
-      <w:r>
-        <w:rPr>
-          <w:b/>
-          <w:bCs/>
-        </w:rPr>
-        <w:lastRenderedPageBreak/>
-        <w:t>User Story</w:t>
-      </w:r>
-      <w:r>
-        <w:br/>
-        <w:t>As a customer, I want to receive confirmation after payment so that I know my payment was successful.</w:t>
-      </w:r>
-    </w:p>
-    <w:p>
-      <w:pPr>
-        <w:rPr>
-          <w:b/>
-          <w:bCs/>
-        </w:rPr>
-      </w:pPr>
-      <w:r>
-        <w:rPr>
-          <w:b/>
-          <w:bCs/>
-        </w:rPr>
-        <w:t>Acceptance Criteria</w:t>
-      </w:r>
-    </w:p>
-    <w:p>
-      <w:r>
-        <w:rPr>
-          <w:b/>
-          <w:bCs/>
-        </w:rPr>
-        <w:t>Scenario: Payment confirmation displayed</w:t>
-      </w:r>
-      <w:r>
-        <w:br/>
-        <w:t>Given the payment transaction is successful</w:t>
-      </w:r>
-      <w:r>
-        <w:br/>
-        <w:t>When the system completes the payment</w:t>
-      </w:r>
-      <w:r>
-        <w:br/>
-        <w:t>Then the system should display a payment confirmation message</w:t>
-      </w:r>
-      <w:r>
-        <w:br/>
-        <w:t>And mark the order as paid</w:t>
-      </w:r>
-    </w:p>
-    <w:p>
-      <w:r>
-        <w:rPr>
-          <w:b/>
-          <w:bCs/>
-        </w:rPr>
-        <w:t>Scenario: Payment confirmation not generated</w:t>
-      </w:r>
-      <w:r>
-        <w:br/>
-        <w:t>Given the payment transaction fails</w:t>
-      </w:r>
-      <w:r>
-        <w:br/>
-        <w:t>When the system cannot process the payment</w:t>
-      </w:r>
-      <w:r>
-        <w:br/>
-        <w:t>Then the system should notify the customer that the payment failed</w:t>
-      </w:r>
-    </w:p>
-    <w:p>
-      <w:r>
-        <w:pict w14:anchorId="7C205DD6">
-          <v:rect id="_x0000_i1044" style="width:0;height:1.5pt" o:hralign="center" o:hrstd="t" o:hr="t" fillcolor="#a0a0a0" stroked="f"/>
-        </w:pict>
-      </w:r>
-    </w:p>
-    <w:p>
-      <w:r>
-        <w:rPr>
-          <w:rFonts w:ascii="Segoe UI Emoji" w:hAnsi="Segoe UI Emoji" w:cs="Segoe UI Emoji"/>
-        </w:rPr>
-        <w:t>🟦</w:t>
-      </w:r>
-      <w:r>
-        <w:t xml:space="preserve"> </w:t>
-      </w:r>
-      <w:r>
-        <w:rPr>
-          <w:b/>
-          <w:bCs/>
-        </w:rPr>
-        <w:t>EPIC 6: Order Tracking</w:t>
-      </w:r>
-    </w:p>
-    <w:p>
-      <w:r>
-        <w:rPr>
-          <w:rFonts w:ascii="Segoe UI Emoji" w:hAnsi="Segoe UI Emoji" w:cs="Segoe UI Emoji"/>
-        </w:rPr>
-        <w:t>📘</w:t>
-      </w:r>
-      <w:r>
-        <w:t xml:space="preserve"> </w:t>
-      </w:r>
-      <w:r>
-        <w:rPr>
-          <w:b/>
-          <w:bCs/>
-        </w:rPr>
-        <w:t>Epic Description</w:t>
-      </w:r>
-      <w:r>
-        <w:br/>
-        <w:t>Enable customers to monitor the progress of their food orders after placing them.</w:t>
-      </w:r>
-      <w:r>
-        <w:br/>
-        <w:t>Allow users to track current order status, view previous orders, and receive order-related notifications.</w:t>
-      </w:r>
-    </w:p>
-    <w:p>
-      <w:r>
-        <w:pict w14:anchorId="4802D301">
-          <v:rect id="_x0000_i1045" style="width:0;height:1.5pt" o:hralign="center" o:hrstd="t" o:hr="t" fillcolor="#a0a0a0" stroked="f"/>
-        </w:pict>
-      </w:r>
-    </w:p>
-    <w:p>
-      <w:pPr>
-        <w:rPr>
-          <w:b/>
-          <w:bCs/>
-        </w:rPr>
-      </w:pPr>
-      <w:r>
-        <w:rPr>
-          <w:b/>
-          <w:bCs/>
-        </w:rPr>
-        <w:t>User Story 1</w:t>
-      </w:r>
-    </w:p>
-    <w:p>
-      <w:r>
-        <w:rPr>
-          <w:b/>
-          <w:bCs/>
-        </w:rPr>
-        <w:t>Title:</w:t>
-      </w:r>
-      <w:r>
-        <w:t xml:space="preserve"> Track Current Order Status</w:t>
-      </w:r>
-    </w:p>
-    <w:p>
-      <w:r>
-        <w:rPr>
-          <w:b/>
-          <w:bCs/>
-        </w:rPr>
-        <w:t>User Story</w:t>
-      </w:r>
-      <w:r>
-        <w:br/>
-        <w:t>As a customer, I want to track the current status of my order so that I know the progress of my delivery.</w:t>
-      </w:r>
-    </w:p>
-    <w:p>
-      <w:r>
-        <w:rPr>
-          <w:b/>
-          <w:bCs/>
-        </w:rPr>
-        <w:t>Acceptance Criteria</w:t>
-      </w:r>
-    </w:p>
-    <w:p>
-      <w:r>
-        <w:rPr>
-          <w:b/>
-          <w:bCs/>
-        </w:rPr>
-        <w:t>Scenario: View current order status successfully</w:t>
+        <w:t>The user logs in to the system.</w:t>
+      </w:r>
+      <w:r>
+        <w:br/>
+        <w:t>The system monitors the status of the user’s orders.</w:t>
+      </w:r>
+      <w:r>
+        <w:br/>
+        <w:t>The system sends notifications for order updates, such as order confirmed, out for delivery, or delivered.</w:t>
+      </w:r>
+      <w:r>
+        <w:br/>
+        <w:t>The user receives and views the order notifications.</w:t>
+      </w:r>
+    </w:p>
+    <w:p>
+      <w:r>
+        <w:rPr>
+          <w:b/>
+          <w:bCs/>
+        </w:rPr>
+        <w:t>Scenario: Receive order status notification</w:t>
       </w:r>
       <w:r>
         <w:br/>
@@ -2801,191 +3533,6 @@
       </w:r>
       <w:r>
         <w:br/>
-        <w:t>When the customer opens the order tracking section</w:t>
-      </w:r>
-      <w:r>
-        <w:br/>
-        <w:t>Then the system should display the current order status (e.g., confirmed, preparing, out for delivery)</w:t>
-      </w:r>
-    </w:p>
-    <w:p>
-      <w:r>
-        <w:rPr>
-          <w:b/>
-          <w:bCs/>
-        </w:rPr>
-        <w:t>Scenario: Order tracking when no active order exists</w:t>
-      </w:r>
-      <w:r>
-        <w:br/>
-        <w:t>Given the customer has no active orders</w:t>
-      </w:r>
-      <w:r>
-        <w:br/>
-        <w:t>When the customer opens the order tracking section</w:t>
-      </w:r>
-      <w:r>
-        <w:br/>
-        <w:t>Then the system should display a message indicating that no current orders are available</w:t>
-      </w:r>
-    </w:p>
-    <w:p/>
-    <w:p>
-      <w:pPr>
-        <w:rPr>
-          <w:b/>
-          <w:bCs/>
-        </w:rPr>
-      </w:pPr>
-      <w:r>
-        <w:rPr>
-          <w:b/>
-          <w:bCs/>
-        </w:rPr>
-        <w:t>User Story 2</w:t>
-      </w:r>
-    </w:p>
-    <w:p>
-      <w:r>
-        <w:rPr>
-          <w:b/>
-          <w:bCs/>
-        </w:rPr>
-        <w:t>Title:</w:t>
-      </w:r>
-      <w:r>
-        <w:t xml:space="preserve"> View Order History</w:t>
-      </w:r>
-    </w:p>
-    <w:p>
-      <w:r>
-        <w:rPr>
-          <w:b/>
-          <w:bCs/>
-        </w:rPr>
-        <w:lastRenderedPageBreak/>
-        <w:t>User Story</w:t>
-      </w:r>
-      <w:r>
-        <w:br/>
-        <w:t>As a customer, I want to view my past orders so that I can review my previous purchases.</w:t>
-      </w:r>
-    </w:p>
-    <w:p>
-      <w:r>
-        <w:rPr>
-          <w:b/>
-          <w:bCs/>
-        </w:rPr>
-        <w:t>Acceptance Criteria</w:t>
-      </w:r>
-    </w:p>
-    <w:p>
-      <w:r>
-        <w:rPr>
-          <w:b/>
-          <w:bCs/>
-        </w:rPr>
-        <w:t>Scenario: View order history successfully</w:t>
-      </w:r>
-      <w:r>
-        <w:br/>
-        <w:t>Given the customer has completed previous orders</w:t>
-      </w:r>
-      <w:r>
-        <w:br/>
-        <w:t>When the customer accesses the order history section</w:t>
-      </w:r>
-      <w:r>
-        <w:br/>
-        <w:t>Then the system should display a list of past orders with order details</w:t>
-      </w:r>
-    </w:p>
-    <w:p>
-      <w:r>
-        <w:rPr>
-          <w:b/>
-          <w:bCs/>
-        </w:rPr>
-        <w:t>Scenario: No order history available</w:t>
-      </w:r>
-      <w:r>
-        <w:br/>
-        <w:t>Given the customer has not placed any orders before</w:t>
-      </w:r>
-      <w:r>
-        <w:br/>
-        <w:t>When the customer opens the order history section</w:t>
-      </w:r>
-      <w:r>
-        <w:br/>
-        <w:t>Then the system should display a message indicating that no past orders are available</w:t>
-      </w:r>
-    </w:p>
-    <w:p/>
-    <w:p>
-      <w:pPr>
-        <w:rPr>
-          <w:b/>
-          <w:bCs/>
-        </w:rPr>
-      </w:pPr>
-      <w:r>
-        <w:rPr>
-          <w:b/>
-          <w:bCs/>
-        </w:rPr>
-        <w:t>User Story 3</w:t>
-      </w:r>
-    </w:p>
-    <w:p>
-      <w:r>
-        <w:rPr>
-          <w:b/>
-          <w:bCs/>
-        </w:rPr>
-        <w:t>Title:</w:t>
-      </w:r>
-      <w:r>
-        <w:t xml:space="preserve"> Receive Order Notifications</w:t>
-      </w:r>
-    </w:p>
-    <w:p>
-      <w:r>
-        <w:rPr>
-          <w:b/>
-          <w:bCs/>
-        </w:rPr>
-        <w:t>User Story</w:t>
-      </w:r>
-      <w:r>
-        <w:br/>
-        <w:t>As a customer, I want to receive notifications about my order updates so that I stay informed about the delivery status.</w:t>
-      </w:r>
-    </w:p>
-    <w:p>
-      <w:r>
-        <w:rPr>
-          <w:b/>
-          <w:bCs/>
-        </w:rPr>
-        <w:t>Acceptance Criteria</w:t>
-      </w:r>
-    </w:p>
-    <w:p>
-      <w:r>
-        <w:rPr>
-          <w:b/>
-          <w:bCs/>
-        </w:rPr>
-        <w:t>Scenario: Receive order status notification</w:t>
-      </w:r>
-      <w:r>
-        <w:br/>
-        <w:t>Given the customer has placed an order</w:t>
-      </w:r>
-      <w:r>
-        <w:br/>
         <w:t>When the order status changes (e.g., preparing, out for delivery, delivered)</w:t>
       </w:r>
       <w:r>
@@ -3017,7 +3564,7 @@
     <w:p>
       <w:r>
         <w:pict w14:anchorId="6864ABDB">
-          <v:rect id="_x0000_i1059" style="width:0;height:1.5pt" o:hralign="center" o:hrstd="t" o:hr="t" fillcolor="#a0a0a0" stroked="f"/>
+          <v:rect id="_x0000_i1037" style="width:0;height:1.5pt" o:hralign="center" o:hrstd="t" o:hr="t" fillcolor="#a0a0a0" stroked="f"/>
         </w:pict>
       </w:r>
     </w:p>
@@ -4551,7 +5098,6 @@
   <w:style w:type="character" w:default="1" w:styleId="DefaultParagraphFont">
     <w:name w:val="Default Paragraph Font"/>
     <w:uiPriority w:val="1"/>
-    <w:semiHidden/>
     <w:unhideWhenUsed/>
   </w:style>
   <w:style w:type="table" w:default="1" w:styleId="TableNormal">
@@ -4865,6 +5411,19 @@
       <w:spacing w:val="5"/>
     </w:rPr>
   </w:style>
+  <w:style w:type="paragraph" w:styleId="NormalWeb">
+    <w:name w:val="Normal (Web)"/>
+    <w:basedOn w:val="Normal"/>
+    <w:uiPriority w:val="99"/>
+    <w:semiHidden/>
+    <w:unhideWhenUsed/>
+    <w:rsid w:val="00A503E9"/>
+    <w:rPr>
+      <w:rFonts w:ascii="Times New Roman" w:hAnsi="Times New Roman" w:cs="Times New Roman"/>
+      <w:sz w:val="24"/>
+      <w:szCs w:val="24"/>
+    </w:rPr>
+  </w:style>
 </w:styles>
 </file>
 
